--- a/06_산출물_문서/2계층_절차서/QP-803_형상관리_CCB.docx
+++ b/06_산출물_문서/2계층_절차서/QP-803_형상관리_CCB.docx
@@ -270,11 +270,11 @@
     </w:p>
     <w:tbl>
       <w:tblPr>
-        <w:tblW w:w="8788" w:type="dxa"/>
         <w:tblCellMar>
           <w:left w:w="108" w:type="dxa"/>
           <w:right w:w="108" w:type="dxa"/>
         </w:tblCellMar>
+        <w:tblW w:w="8788" w:type="dxa"/>
         <w:tblBorders>
           <w:top w:val="single" w:sz="4" w:color="2E74B5" w:space="0"/>
           <w:left w:val="single" w:sz="4" w:color="2E74B5" w:space="0"/>
@@ -294,13 +294,13 @@
         <w:tc>
           <w:tcPr>
             <w:tcW w:w="1500" w:type="dxa"/>
-            <w:shd w:val="clear" w:color="auto" w:fill="D9D9D9"/>
-            <w:tcMar>
-              <w:top w:w="60" w:type="dxa"/>
-              <w:left w:w="120" w:type="dxa"/>
-              <w:bottom w:w="60" w:type="dxa"/>
-              <w:right w:w="120" w:type="dxa"/>
-            </w:tcMar>
+            <w:tcMar>
+              <w:top w:w="60" w:type="dxa"/>
+              <w:left w:w="120" w:type="dxa"/>
+              <w:bottom w:w="60" w:type="dxa"/>
+              <w:right w:w="120" w:type="dxa"/>
+            </w:tcMar>
+            <w:shd w:val="clear" w:color="auto" w:fill="DEEAF1"/>
           </w:tcPr>
           <w:p>
             <w:pPr>
@@ -320,13 +320,13 @@
         <w:tc>
           <w:tcPr>
             <w:tcW w:w="2800" w:type="dxa"/>
-            <w:shd w:val="clear" w:color="auto" w:fill="D9D9D9"/>
-            <w:tcMar>
-              <w:top w:w="60" w:type="dxa"/>
-              <w:left w:w="120" w:type="dxa"/>
-              <w:bottom w:w="60" w:type="dxa"/>
-              <w:right w:w="120" w:type="dxa"/>
-            </w:tcMar>
+            <w:tcMar>
+              <w:top w:w="60" w:type="dxa"/>
+              <w:left w:w="120" w:type="dxa"/>
+              <w:bottom w:w="60" w:type="dxa"/>
+              <w:right w:w="120" w:type="dxa"/>
+            </w:tcMar>
+            <w:shd w:val="clear" w:color="auto" w:fill="DEEAF1"/>
           </w:tcPr>
           <w:p>
             <w:pPr>
@@ -346,13 +346,13 @@
         <w:tc>
           <w:tcPr>
             <w:tcW w:w="2000" w:type="dxa"/>
-            <w:shd w:val="clear" w:color="auto" w:fill="D9D9D9"/>
-            <w:tcMar>
-              <w:top w:w="60" w:type="dxa"/>
-              <w:left w:w="120" w:type="dxa"/>
-              <w:bottom w:w="60" w:type="dxa"/>
-              <w:right w:w="120" w:type="dxa"/>
-            </w:tcMar>
+            <w:tcMar>
+              <w:top w:w="60" w:type="dxa"/>
+              <w:left w:w="120" w:type="dxa"/>
+              <w:bottom w:w="60" w:type="dxa"/>
+              <w:right w:w="120" w:type="dxa"/>
+            </w:tcMar>
+            <w:shd w:val="clear" w:color="auto" w:fill="DEEAF1"/>
           </w:tcPr>
           <w:p>
             <w:pPr>
@@ -372,13 +372,13 @@
         <w:tc>
           <w:tcPr>
             <w:tcW w:w="2488" w:type="dxa"/>
-            <w:shd w:val="clear" w:color="auto" w:fill="D9D9D9"/>
-            <w:tcMar>
-              <w:top w:w="60" w:type="dxa"/>
-              <w:left w:w="120" w:type="dxa"/>
-              <w:bottom w:w="60" w:type="dxa"/>
-              <w:right w:w="120" w:type="dxa"/>
-            </w:tcMar>
+            <w:tcMar>
+              <w:top w:w="60" w:type="dxa"/>
+              <w:left w:w="120" w:type="dxa"/>
+              <w:bottom w:w="60" w:type="dxa"/>
+              <w:right w:w="120" w:type="dxa"/>
+            </w:tcMar>
+            <w:shd w:val="clear" w:color="auto" w:fill="DEEAF1"/>
           </w:tcPr>
           <w:p>
             <w:pPr>
@@ -528,11 +528,18 @@
         <w:tc>
           <w:tcPr>
             <w:tcW w:w="2488" w:type="dxa"/>
+            <w:tcMar>
+              <w:top w:w="60" w:type="dxa"/>
+              <w:left w:w="120" w:type="dxa"/>
+              <w:bottom w:w="60" w:type="dxa"/>
+              <w:right w:w="120" w:type="dxa"/>
+            </w:tcMar>
           </w:tcPr>
           <w:p>
             <w:pPr>
               <w:jc w:val="left"/>
               <w:spacing w:before="200" w:after="200"/>
+              <w:wordWrap w:val="1"/>
             </w:pPr>
             <w:r>
               <w:rPr>
@@ -598,11 +605,18 @@
         <w:tc>
           <w:tcPr>
             <w:tcW w:w="2488" w:type="dxa"/>
+            <w:tcMar>
+              <w:top w:w="60" w:type="dxa"/>
+              <w:left w:w="120" w:type="dxa"/>
+              <w:bottom w:w="60" w:type="dxa"/>
+              <w:right w:w="120" w:type="dxa"/>
+            </w:tcMar>
           </w:tcPr>
           <w:p>
             <w:pPr>
               <w:jc w:val="left"/>
               <w:spacing w:before="200" w:after="200"/>
+              <w:wordWrap w:val="1"/>
             </w:pPr>
             <w:r>
               <w:rPr>
@@ -1243,7 +1257,7 @@
         </w:trPr>
         <w:tc>
           <w:tcPr>
-            <w:tcW w:w="2460" w:type="dxa"/>
+            <w:tcW w:w="2021" w:type="dxa"/>
             <w:tcMar>
               <w:top w:w="60" w:type="dxa"/>
               <w:left w:w="120" w:type="dxa"/>
@@ -1264,7 +1278,7 @@
         </w:tc>
         <w:tc>
           <w:tcPr>
-            <w:tcW w:w="6328" w:type="dxa"/>
+            <w:tcW w:w="6767" w:type="dxa"/>
             <w:tcMar>
               <w:top w:w="60" w:type="dxa"/>
               <w:left w:w="120" w:type="dxa"/>
@@ -1286,9 +1300,7 @@
       </w:tr>
       <w:tr>
         <w:tc>
-          <w:tcPr>
-            <w:tcW w:w="2460" w:type="dxa"/>
-          </w:tcPr>
+          <w:tcPr/>
           <w:p>
             <w:pPr>
               <w:pStyle w:val="Compact"/>
@@ -1300,7 +1312,7 @@
         </w:tc>
         <w:tc>
           <w:tcPr>
-            <w:tcW w:w="6328" w:type="dxa"/>
+            <w:tcW w:w="6767" w:type="dxa"/>
             <w:tcMar>
               <w:top w:w="60" w:type="dxa"/>
               <w:left w:w="120" w:type="dxa"/>
@@ -1333,6 +1345,7 @@
         </w:tc>
         <w:tc>
           <w:tcPr>
+            <w:tcW w:w="6767" w:type="dxa"/>
             <w:tcMar>
               <w:top w:w="60" w:type="dxa"/>
               <w:left w:w="120" w:type="dxa"/>
@@ -1364,9 +1377,7 @@
           </w:p>
         </w:tc>
         <w:tc>
-          <w:tcPr>
-            <w:tcW w:w="6328" w:type="dxa"/>
-          </w:tcPr>
+          <w:tcPr/>
           <w:p>
             <w:pPr>
               <w:pStyle w:val="Compact"/>
@@ -1379,19 +1390,10 @@
       </w:tr>
       <w:tr>
         <w:tc>
-          <w:tcPr>
-            <w:tcW w:w="2460" w:type="dxa"/>
-            <w:tcMar>
-              <w:top w:w="60" w:type="dxa"/>
-              <w:left w:w="120" w:type="dxa"/>
-              <w:bottom w:w="60" w:type="dxa"/>
-              <w:right w:w="120" w:type="dxa"/>
-            </w:tcMar>
-          </w:tcPr>
-          <w:p>
-            <w:pPr>
-              <w:pStyle w:val="Compact"/>
-              <w:wordWrap w:val="1"/>
+          <w:tcPr/>
+          <w:p>
+            <w:pPr>
+              <w:pStyle w:val="Compact"/>
             </w:pPr>
             <w:r>
               <w:t xml:space="preserve">검사/품질</w:t>
@@ -1399,10 +1401,19 @@
           </w:p>
         </w:tc>
         <w:tc>
-          <w:tcPr/>
-          <w:p>
-            <w:pPr>
-              <w:pStyle w:val="Compact"/>
+          <w:tcPr>
+            <w:tcW w:w="6767" w:type="dxa"/>
+            <w:tcMar>
+              <w:top w:w="60" w:type="dxa"/>
+              <w:left w:w="120" w:type="dxa"/>
+              <w:bottom w:w="60" w:type="dxa"/>
+              <w:right w:w="120" w:type="dxa"/>
+            </w:tcMar>
+          </w:tcPr>
+          <w:p>
+            <w:pPr>
+              <w:pStyle w:val="Compact"/>
+              <w:wordWrap w:val="1"/>
             </w:pPr>
             <w:r>
               <w:t xml:space="preserve">검사 기준서, 시험 절차서, 계측기 교정 기준</w:t>
@@ -1436,18 +1447,10 @@
       </w:tr>
       <w:tr>
         <w:tc>
-          <w:tcPr>
-            <w:tcMar>
-              <w:top w:w="60" w:type="dxa"/>
-              <w:left w:w="120" w:type="dxa"/>
-              <w:bottom w:w="60" w:type="dxa"/>
-              <w:right w:w="120" w:type="dxa"/>
-            </w:tcMar>
-          </w:tcPr>
-          <w:p>
-            <w:pPr>
-              <w:pStyle w:val="Compact"/>
-              <w:wordWrap w:val="1"/>
+          <w:tcPr/>
+          <w:p>
+            <w:pPr>
+              <w:pStyle w:val="Compact"/>
             </w:pPr>
             <w:r>
               <w:t xml:space="preserve">납품/인도 후</w:t>
@@ -1455,18 +1458,10 @@
           </w:p>
         </w:tc>
         <w:tc>
-          <w:tcPr>
-            <w:tcMar>
-              <w:top w:w="60" w:type="dxa"/>
-              <w:left w:w="120" w:type="dxa"/>
-              <w:bottom w:w="60" w:type="dxa"/>
-              <w:right w:w="120" w:type="dxa"/>
-            </w:tcMar>
-          </w:tcPr>
-          <w:p>
-            <w:pPr>
-              <w:pStyle w:val="Compact"/>
-              <w:wordWrap w:val="1"/>
+          <w:tcPr/>
+          <w:p>
+            <w:pPr>
+              <w:pStyle w:val="Compact"/>
             </w:pPr>
             <w:r>
               <w:t xml:space="preserve">고객 납품 형상 기록, 현장 변경 관리</w:t>
@@ -1525,7 +1520,7 @@
         </w:trPr>
         <w:tc>
           <w:tcPr>
-            <w:tcW w:w="2460" w:type="dxa"/>
+            <w:tcW w:w="2436" w:type="dxa"/>
             <w:tcMar>
               <w:top w:w="60" w:type="dxa"/>
               <w:left w:w="120" w:type="dxa"/>
@@ -1546,7 +1541,7 @@
         </w:tc>
         <w:tc>
           <w:tcPr>
-            <w:tcW w:w="6328" w:type="dxa"/>
+            <w:tcW w:w="6352" w:type="dxa"/>
             <w:tcMar>
               <w:top w:w="60" w:type="dxa"/>
               <w:left w:w="120" w:type="dxa"/>
@@ -1568,9 +1563,7 @@
       </w:tr>
       <w:tr>
         <w:tc>
-          <w:tcPr>
-            <w:tcW w:w="2460" w:type="dxa"/>
-          </w:tcPr>
+          <w:tcPr/>
           <w:p>
             <w:pPr>
               <w:pStyle w:val="Compact"/>
@@ -1582,7 +1575,7 @@
         </w:tc>
         <w:tc>
           <w:tcPr>
-            <w:tcW w:w="6328" w:type="dxa"/>
+            <w:tcW w:w="6352" w:type="dxa"/>
             <w:tcMar>
               <w:top w:w="60" w:type="dxa"/>
               <w:left w:w="120" w:type="dxa"/>
@@ -1615,6 +1608,7 @@
         </w:tc>
         <w:tc>
           <w:tcPr>
+            <w:tcW w:w="6352" w:type="dxa"/>
             <w:tcMar>
               <w:top w:w="60" w:type="dxa"/>
               <w:left w:w="120" w:type="dxa"/>
@@ -1646,9 +1640,7 @@
           </w:p>
         </w:tc>
         <w:tc>
-          <w:tcPr>
-            <w:tcW w:w="6328" w:type="dxa"/>
-          </w:tcPr>
+          <w:tcPr/>
           <w:p>
             <w:pPr>
               <w:pStyle w:val="Compact"/>
@@ -1661,19 +1653,10 @@
       </w:tr>
       <w:tr>
         <w:tc>
-          <w:tcPr>
-            <w:tcW w:w="2460" w:type="dxa"/>
-            <w:tcMar>
-              <w:top w:w="60" w:type="dxa"/>
-              <w:left w:w="120" w:type="dxa"/>
-              <w:bottom w:w="60" w:type="dxa"/>
-              <w:right w:w="120" w:type="dxa"/>
-            </w:tcMar>
-          </w:tcPr>
-          <w:p>
-            <w:pPr>
-              <w:pStyle w:val="Compact"/>
-              <w:wordWrap w:val="1"/>
+          <w:tcPr/>
+          <w:p>
+            <w:pPr>
+              <w:pStyle w:val="Compact"/>
             </w:pPr>
             <w:r>
               <w:t xml:space="preserve">MIL-HDBK-61B</w:t>
@@ -1681,10 +1664,19 @@
           </w:p>
         </w:tc>
         <w:tc>
-          <w:tcPr/>
-          <w:p>
-            <w:pPr>
-              <w:pStyle w:val="Compact"/>
+          <w:tcPr>
+            <w:tcW w:w="6352" w:type="dxa"/>
+            <w:tcMar>
+              <w:top w:w="60" w:type="dxa"/>
+              <w:left w:w="120" w:type="dxa"/>
+              <w:bottom w:w="60" w:type="dxa"/>
+              <w:right w:w="120" w:type="dxa"/>
+            </w:tcMar>
+          </w:tcPr>
+          <w:p>
+            <w:pPr>
+              <w:pStyle w:val="Compact"/>
+              <w:wordWrap w:val="1"/>
             </w:pPr>
             <w:r>
               <w:t xml:space="preserve">형상관리 지침 (미 국방 핸드북)</w:t>
@@ -1766,18 +1758,10 @@
       </w:tr>
       <w:tr>
         <w:tc>
-          <w:tcPr>
-            <w:tcMar>
-              <w:top w:w="60" w:type="dxa"/>
-              <w:left w:w="120" w:type="dxa"/>
-              <w:bottom w:w="60" w:type="dxa"/>
-              <w:right w:w="120" w:type="dxa"/>
-            </w:tcMar>
-          </w:tcPr>
-          <w:p>
-            <w:pPr>
-              <w:pStyle w:val="Compact"/>
-              <w:wordWrap w:val="1"/>
+          <w:tcPr/>
+          <w:p>
+            <w:pPr>
+              <w:pStyle w:val="Compact"/>
             </w:pPr>
             <w:r>
               <w:t xml:space="preserve">QP-802</w:t>
@@ -1785,18 +1769,10 @@
           </w:p>
         </w:tc>
         <w:tc>
-          <w:tcPr>
-            <w:tcMar>
-              <w:top w:w="60" w:type="dxa"/>
-              <w:left w:w="120" w:type="dxa"/>
-              <w:bottom w:w="60" w:type="dxa"/>
-              <w:right w:w="120" w:type="dxa"/>
-            </w:tcMar>
-          </w:tcPr>
-          <w:p>
-            <w:pPr>
-              <w:pStyle w:val="Compact"/>
-              <w:wordWrap w:val="1"/>
+          <w:tcPr/>
+          <w:p>
+            <w:pPr>
+              <w:pStyle w:val="Compact"/>
             </w:pPr>
             <w:r>
               <w:t xml:space="preserve">운영 리스크 관리 절차서 (FMEA)</w:t>
@@ -1840,7 +1816,7 @@
         </w:trPr>
         <w:tc>
           <w:tcPr>
-            <w:tcW w:w="2460" w:type="dxa"/>
+            <w:tcW w:w="3000" w:type="dxa"/>
             <w:tcMar>
               <w:top w:w="60" w:type="dxa"/>
               <w:left w:w="120" w:type="dxa"/>
@@ -1861,7 +1837,7 @@
         </w:tc>
         <w:tc>
           <w:tcPr>
-            <w:tcW w:w="6328" w:type="dxa"/>
+            <w:tcW w:w="5788" w:type="dxa"/>
             <w:tcMar>
               <w:top w:w="60" w:type="dxa"/>
               <w:left w:w="120" w:type="dxa"/>
@@ -1883,9 +1859,7 @@
       </w:tr>
       <w:tr>
         <w:tc>
-          <w:tcPr>
-            <w:tcW w:w="2460" w:type="dxa"/>
-          </w:tcPr>
+          <w:tcPr/>
           <w:p>
             <w:pPr>
               <w:pStyle w:val="Compact"/>
@@ -1897,7 +1871,7 @@
         </w:tc>
         <w:tc>
           <w:tcPr>
-            <w:tcW w:w="6328" w:type="dxa"/>
+            <w:tcW w:w="5788" w:type="dxa"/>
             <w:tcMar>
               <w:top w:w="60" w:type="dxa"/>
               <w:left w:w="120" w:type="dxa"/>
@@ -1930,6 +1904,7 @@
         </w:tc>
         <w:tc>
           <w:tcPr>
+            <w:tcW w:w="5788" w:type="dxa"/>
             <w:tcMar>
               <w:top w:w="60" w:type="dxa"/>
               <w:left w:w="120" w:type="dxa"/>
@@ -1961,9 +1936,7 @@
           </w:p>
         </w:tc>
         <w:tc>
-          <w:tcPr>
-            <w:tcW w:w="6328" w:type="dxa"/>
-          </w:tcPr>
+          <w:tcPr/>
           <w:p>
             <w:pPr>
               <w:pStyle w:val="Compact"/>
@@ -1976,19 +1949,10 @@
       </w:tr>
       <w:tr>
         <w:tc>
-          <w:tcPr>
-            <w:tcW w:w="2460" w:type="dxa"/>
-            <w:tcMar>
-              <w:top w:w="60" w:type="dxa"/>
-              <w:left w:w="120" w:type="dxa"/>
-              <w:bottom w:w="60" w:type="dxa"/>
-              <w:right w:w="120" w:type="dxa"/>
-            </w:tcMar>
-          </w:tcPr>
-          <w:p>
-            <w:pPr>
-              <w:pStyle w:val="Compact"/>
-              <w:wordWrap w:val="1"/>
+          <w:tcPr/>
+          <w:p>
+            <w:pPr>
+              <w:pStyle w:val="Compact"/>
             </w:pPr>
             <w:r>
               <w:t xml:space="preserve">기능 기준선 (Functional Baseline, FBL)</w:t>
@@ -1996,10 +1960,19 @@
           </w:p>
         </w:tc>
         <w:tc>
-          <w:tcPr/>
-          <w:p>
-            <w:pPr>
-              <w:pStyle w:val="Compact"/>
+          <w:tcPr>
+            <w:tcW w:w="5788" w:type="dxa"/>
+            <w:tcMar>
+              <w:top w:w="60" w:type="dxa"/>
+              <w:left w:w="120" w:type="dxa"/>
+              <w:bottom w:w="60" w:type="dxa"/>
+              <w:right w:w="120" w:type="dxa"/>
+            </w:tcMar>
+          </w:tcPr>
+          <w:p>
+            <w:pPr>
+              <w:pStyle w:val="Compact"/>
+              <w:wordWrap w:val="1"/>
             </w:pPr>
             <w:r>
               <w:t xml:space="preserve">기능 요구사항 검토 시점에서 승인된 성능/기능 사양 기준선</w:t>
@@ -2225,18 +2198,10 @@
       </w:tr>
       <w:tr>
         <w:tc>
-          <w:tcPr>
-            <w:tcMar>
-              <w:top w:w="60" w:type="dxa"/>
-              <w:left w:w="120" w:type="dxa"/>
-              <w:bottom w:w="60" w:type="dxa"/>
-              <w:right w:w="120" w:type="dxa"/>
-            </w:tcMar>
-          </w:tcPr>
-          <w:p>
-            <w:pPr>
-              <w:pStyle w:val="Compact"/>
-              <w:wordWrap w:val="1"/>
+          <w:tcPr/>
+          <w:p>
+            <w:pPr>
+              <w:pStyle w:val="Compact"/>
             </w:pPr>
             <w:r>
               <w:t xml:space="preserve">형상 상태 기록 (CSA, Configuration Status Accounting)</w:t>
@@ -2244,18 +2209,10 @@
           </w:p>
         </w:tc>
         <w:tc>
-          <w:tcPr>
-            <w:tcMar>
-              <w:top w:w="60" w:type="dxa"/>
-              <w:left w:w="120" w:type="dxa"/>
-              <w:bottom w:w="60" w:type="dxa"/>
-              <w:right w:w="120" w:type="dxa"/>
-            </w:tcMar>
-          </w:tcPr>
-          <w:p>
-            <w:pPr>
-              <w:pStyle w:val="Compact"/>
-              <w:wordWrap w:val="1"/>
+          <w:tcPr/>
+          <w:p>
+            <w:pPr>
+              <w:pStyle w:val="Compact"/>
             </w:pPr>
             <w:r>
               <w:t xml:space="preserve">형상 항목의 현재 상태, 변경 이력, 기준선 정보를 기록·유지하는 활동</w:t>
@@ -2308,7 +2265,7 @@
         </w:trPr>
         <w:tc>
           <w:tcPr>
-            <w:tcW w:w="2460" w:type="dxa"/>
+            <w:tcW w:w="3000" w:type="dxa"/>
             <w:tcMar>
               <w:top w:w="60" w:type="dxa"/>
               <w:left w:w="120" w:type="dxa"/>
@@ -2329,7 +2286,7 @@
         </w:tc>
         <w:tc>
           <w:tcPr>
-            <w:tcW w:w="6328" w:type="dxa"/>
+            <w:tcW w:w="5788" w:type="dxa"/>
             <w:tcMar>
               <w:top w:w="60" w:type="dxa"/>
               <w:left w:w="120" w:type="dxa"/>
@@ -2351,9 +2308,7 @@
       </w:tr>
       <w:tr>
         <w:tc>
-          <w:tcPr>
-            <w:tcW w:w="2460" w:type="dxa"/>
-          </w:tcPr>
+          <w:tcPr/>
           <w:p>
             <w:pPr>
               <w:pStyle w:val="Compact"/>
@@ -2369,7 +2324,7 @@
         </w:tc>
         <w:tc>
           <w:tcPr>
-            <w:tcW w:w="6328" w:type="dxa"/>
+            <w:tcW w:w="5788" w:type="dxa"/>
             <w:tcMar>
               <w:top w:w="60" w:type="dxa"/>
               <w:left w:w="120" w:type="dxa"/>
@@ -2406,6 +2361,7 @@
         </w:tc>
         <w:tc>
           <w:tcPr>
+            <w:tcW w:w="5788" w:type="dxa"/>
             <w:tcMar>
               <w:top w:w="60" w:type="dxa"/>
               <w:left w:w="120" w:type="dxa"/>
@@ -2426,7 +2382,9 @@
       </w:tr>
       <w:tr>
         <w:tc>
-          <w:tcPr/>
+          <w:tcPr>
+            <w:tcW w:w="3000" w:type="dxa"/>
+          </w:tcPr>
           <w:p>
             <w:pPr>
               <w:pStyle w:val="Compact"/>
@@ -2442,11 +2400,18 @@
         </w:tc>
         <w:tc>
           <w:tcPr>
-            <w:tcW w:w="6328" w:type="dxa"/>
-          </w:tcPr>
-          <w:p>
-            <w:pPr>
-              <w:pStyle w:val="Compact"/>
+            <w:tcW w:w="5788" w:type="dxa"/>
+            <w:tcMar>
+              <w:top w:w="60" w:type="dxa"/>
+              <w:left w:w="120" w:type="dxa"/>
+              <w:bottom w:w="60" w:type="dxa"/>
+              <w:right w:w="120" w:type="dxa"/>
+            </w:tcMar>
+          </w:tcPr>
+          <w:p>
+            <w:pPr>
+              <w:pStyle w:val="Compact"/>
+              <w:wordWrap w:val="1"/>
             </w:pPr>
             <w:r>
               <w:t xml:space="preserve">CCB 위원; 형상 감사(FCA/PCA) 주관; 형상 상태 기록 관리; 변경 후 품질 검증</w:t>
@@ -2456,19 +2421,10 @@
       </w:tr>
       <w:tr>
         <w:tc>
-          <w:tcPr>
-            <w:tcW w:w="2460" w:type="dxa"/>
-            <w:tcMar>
-              <w:top w:w="60" w:type="dxa"/>
-              <w:left w:w="120" w:type="dxa"/>
-              <w:bottom w:w="60" w:type="dxa"/>
-              <w:right w:w="120" w:type="dxa"/>
-            </w:tcMar>
-          </w:tcPr>
-          <w:p>
-            <w:pPr>
-              <w:pStyle w:val="Compact"/>
-              <w:wordWrap w:val="1"/>
+          <w:tcPr/>
+          <w:p>
+            <w:pPr>
+              <w:pStyle w:val="Compact"/>
             </w:pPr>
             <w:r>
               <w:rPr>
@@ -2605,18 +2561,10 @@
       </w:tr>
       <w:tr>
         <w:tc>
-          <w:tcPr>
-            <w:tcMar>
-              <w:top w:w="60" w:type="dxa"/>
-              <w:left w:w="120" w:type="dxa"/>
-              <w:bottom w:w="60" w:type="dxa"/>
-              <w:right w:w="120" w:type="dxa"/>
-            </w:tcMar>
-          </w:tcPr>
-          <w:p>
-            <w:pPr>
-              <w:pStyle w:val="Compact"/>
-              <w:wordWrap w:val="1"/>
+          <w:tcPr/>
+          <w:p>
+            <w:pPr>
+              <w:pStyle w:val="Compact"/>
             </w:pPr>
             <w:r>
               <w:rPr>
@@ -2628,18 +2576,10 @@
           </w:p>
         </w:tc>
         <w:tc>
-          <w:tcPr>
-            <w:tcMar>
-              <w:top w:w="60" w:type="dxa"/>
-              <w:left w:w="120" w:type="dxa"/>
-              <w:bottom w:w="60" w:type="dxa"/>
-              <w:right w:w="120" w:type="dxa"/>
-            </w:tcMar>
-          </w:tcPr>
-          <w:p>
-            <w:pPr>
-              <w:pStyle w:val="Compact"/>
-              <w:wordWrap w:val="1"/>
+          <w:tcPr/>
+          <w:p>
+            <w:pPr>
+              <w:pStyle w:val="Compact"/>
             </w:pPr>
             <w:r>
               <w:t xml:space="preserve">형상 항목 등록/관리; ECR/ECN 접수/배포; 형상 상태 기록부 유지; CCB 회의 준비 및 기록</w:t>
@@ -3029,338 +2969,530 @@
         <w:t xml:space="preserve">6.1 형상관리 프로세스 흐름도</w:t>
       </w:r>
     </w:p>
-    <w:p>
-      <w:pPr>
-        <w:pStyle w:val="SourceCode"/>
-      </w:pPr>
-      <w:r>
-        <w:rPr>
-          <w:rStyle w:val="VerbatimChar"/>
-        </w:rPr>
-        <w:t xml:space="preserve">┌─────────────────────────────────────────────────────────────────┐</w:t>
-      </w:r>
-      <w:r>
-        <w:br/>
-      </w:r>
-      <w:r>
-        <w:rPr>
-          <w:rStyle w:val="VerbatimChar"/>
-        </w:rPr>
-        <w:t xml:space="preserve">│                    형상관리 프로세스 흐름도                        │</w:t>
-      </w:r>
-      <w:r>
-        <w:br/>
-      </w:r>
-      <w:r>
-        <w:rPr>
-          <w:rStyle w:val="VerbatimChar"/>
-        </w:rPr>
-        <w:t xml:space="preserve">│              Configuration Management Process Flow               │</w:t>
-      </w:r>
-      <w:r>
-        <w:br/>
-      </w:r>
-      <w:r>
-        <w:rPr>
-          <w:rStyle w:val="VerbatimChar"/>
-        </w:rPr>
-        <w:t xml:space="preserve">└─────────────────────────────────────────────────────────────────┘</w:t>
-      </w:r>
-      <w:r>
-        <w:br/>
-      </w:r>
-      <w:r>
-        <w:br/>
-      </w:r>
-      <w:r>
-        <w:rPr>
-          <w:rStyle w:val="VerbatimChar"/>
-        </w:rPr>
-        <w:t xml:space="preserve">  ① 형상 식별 (Configuration Identification)</w:t>
-      </w:r>
-      <w:r>
-        <w:br/>
-      </w:r>
-      <w:r>
-        <w:rPr>
-          <w:rStyle w:val="VerbatimChar"/>
-        </w:rPr>
-        <w:t xml:space="preserve">     │  · CI 선정 및 번호 부여</w:t>
-      </w:r>
-      <w:r>
-        <w:br/>
-      </w:r>
-      <w:r>
-        <w:rPr>
-          <w:rStyle w:val="VerbatimChar"/>
-        </w:rPr>
-        <w:t xml:space="preserve">     │  · BOM, 도면, 사양서에 CI 번호 할당</w:t>
-      </w:r>
-      <w:r>
-        <w:br/>
-      </w:r>
-      <w:r>
-        <w:rPr>
-          <w:rStyle w:val="VerbatimChar"/>
-        </w:rPr>
-        <w:t xml:space="preserve">     │  · 형상 기준선(Baseline) 수립</w:t>
-      </w:r>
-      <w:r>
-        <w:br/>
-      </w:r>
-      <w:r>
-        <w:rPr>
-          <w:rStyle w:val="VerbatimChar"/>
-        </w:rPr>
-        <w:t xml:space="preserve">     │</w:t>
-      </w:r>
-      <w:r>
-        <w:br/>
-      </w:r>
-      <w:r>
-        <w:rPr>
-          <w:rStyle w:val="VerbatimChar"/>
-        </w:rPr>
-        <w:t xml:space="preserve">     ▼</w:t>
-      </w:r>
-      <w:r>
-        <w:br/>
-      </w:r>
-      <w:r>
-        <w:rPr>
-          <w:rStyle w:val="VerbatimChar"/>
-        </w:rPr>
-        <w:t xml:space="preserve">  ② 형상 관리/변경 통제 (Configuration Control)</w:t>
-      </w:r>
-      <w:r>
-        <w:br/>
-      </w:r>
-      <w:r>
-        <w:rPr>
-          <w:rStyle w:val="VerbatimChar"/>
-        </w:rPr>
-        <w:t xml:space="preserve">     │  · ECR 접수 → 영향 분석</w:t>
-      </w:r>
-      <w:r>
-        <w:br/>
-      </w:r>
-      <w:r>
-        <w:rPr>
-          <w:rStyle w:val="VerbatimChar"/>
-        </w:rPr>
-        <w:t xml:space="preserve">     │  · CCB 심의/승인</w:t>
-      </w:r>
-      <w:r>
-        <w:br/>
-      </w:r>
-      <w:r>
-        <w:rPr>
-          <w:rStyle w:val="VerbatimChar"/>
-        </w:rPr>
-        <w:t xml:space="preserve">     │  · ECN 발행 → 변경 실행</w:t>
-      </w:r>
-      <w:r>
-        <w:br/>
-      </w:r>
-      <w:r>
-        <w:rPr>
-          <w:rStyle w:val="VerbatimChar"/>
-        </w:rPr>
-        <w:t xml:space="preserve">     │</w:t>
-      </w:r>
-      <w:r>
-        <w:br/>
-      </w:r>
-      <w:r>
-        <w:rPr>
-          <w:rStyle w:val="VerbatimChar"/>
-        </w:rPr>
-        <w:t xml:space="preserve">     ├──→ [CCB 반려] → ECR 보완 또는 종결</w:t>
-      </w:r>
-      <w:r>
-        <w:br/>
-      </w:r>
-      <w:r>
-        <w:rPr>
-          <w:rStyle w:val="VerbatimChar"/>
-        </w:rPr>
-        <w:t xml:space="preserve">     │</w:t>
-      </w:r>
-      <w:r>
-        <w:br/>
-      </w:r>
-      <w:r>
-        <w:rPr>
-          <w:rStyle w:val="VerbatimChar"/>
-        </w:rPr>
-        <w:t xml:space="preserve">     ▼</w:t>
-      </w:r>
-      <w:r>
-        <w:br/>
-      </w:r>
-      <w:r>
-        <w:rPr>
-          <w:rStyle w:val="VerbatimChar"/>
-        </w:rPr>
-        <w:t xml:space="preserve">  ③ 형상 상태 기록 (Configuration Status Accounting)</w:t>
-      </w:r>
-      <w:r>
-        <w:br/>
-      </w:r>
-      <w:r>
-        <w:rPr>
-          <w:rStyle w:val="VerbatimChar"/>
-        </w:rPr>
-        <w:t xml:space="preserve">     │  · 기준선 이력 기록</w:t>
-      </w:r>
-      <w:r>
-        <w:br/>
-      </w:r>
-      <w:r>
-        <w:rPr>
-          <w:rStyle w:val="VerbatimChar"/>
-        </w:rPr>
-        <w:t xml:space="preserve">     │  · 변경 이력 추적 (ECR/ECN 이력)</w:t>
-      </w:r>
-      <w:r>
-        <w:br/>
-      </w:r>
-      <w:r>
-        <w:rPr>
-          <w:rStyle w:val="VerbatimChar"/>
-        </w:rPr>
-        <w:t xml:space="preserve">     │  · 현재 형상 상태 유지</w:t>
-      </w:r>
-      <w:r>
-        <w:br/>
-      </w:r>
-      <w:r>
-        <w:rPr>
-          <w:rStyle w:val="VerbatimChar"/>
-        </w:rPr>
-        <w:t xml:space="preserve">     │</w:t>
-      </w:r>
-      <w:r>
-        <w:br/>
-      </w:r>
-      <w:r>
-        <w:rPr>
-          <w:rStyle w:val="VerbatimChar"/>
-        </w:rPr>
-        <w:t xml:space="preserve">     ▼</w:t>
-      </w:r>
-      <w:r>
-        <w:br/>
-      </w:r>
-      <w:r>
-        <w:rPr>
-          <w:rStyle w:val="VerbatimChar"/>
-        </w:rPr>
-        <w:t xml:space="preserve">  ④ 형상 감사 (Configuration Audit)</w:t>
-      </w:r>
-      <w:r>
-        <w:br/>
-      </w:r>
-      <w:r>
-        <w:rPr>
-          <w:rStyle w:val="VerbatimChar"/>
-        </w:rPr>
-        <w:t xml:space="preserve">     │  · FCA: 기능/성능 요구사항 충족 검증</w:t>
-      </w:r>
-      <w:r>
-        <w:br/>
-      </w:r>
-      <w:r>
-        <w:rPr>
-          <w:rStyle w:val="VerbatimChar"/>
-        </w:rPr>
-        <w:t xml:space="preserve">     │  · PCA: 실물과 기술 문서 일치 검증</w:t>
-      </w:r>
-      <w:r>
-        <w:br/>
-      </w:r>
-      <w:r>
-        <w:rPr>
-          <w:rStyle w:val="VerbatimChar"/>
-        </w:rPr>
-        <w:t xml:space="preserve">     │  · 부적합 발견 시 → 시정조치 (QP-1001)</w:t>
-      </w:r>
-      <w:r>
-        <w:br/>
-      </w:r>
-      <w:r>
-        <w:rPr>
-          <w:rStyle w:val="VerbatimChar"/>
-        </w:rPr>
-        <w:t xml:space="preserve">     │</w:t>
-      </w:r>
-      <w:r>
-        <w:br/>
-      </w:r>
-      <w:r>
-        <w:rPr>
-          <w:rStyle w:val="VerbatimChar"/>
-        </w:rPr>
-        <w:t xml:space="preserve">     ▼</w:t>
-      </w:r>
-      <w:r>
-        <w:br/>
-      </w:r>
-      <w:r>
-        <w:rPr>
-          <w:rStyle w:val="VerbatimChar"/>
-        </w:rPr>
-        <w:t xml:space="preserve">  ⑤ 기준선 갱신 / 기록 보존</w:t>
-      </w:r>
-      <w:r>
-        <w:br/>
-      </w:r>
-      <w:r>
-        <w:rPr>
-          <w:rStyle w:val="VerbatimChar"/>
-        </w:rPr>
-        <w:t xml:space="preserve">     · 감사 결과 반영</w:t>
-      </w:r>
-      <w:r>
-        <w:br/>
-      </w:r>
-      <w:r>
-        <w:rPr>
-          <w:rStyle w:val="VerbatimChar"/>
-        </w:rPr>
-        <w:t xml:space="preserve">     · 형상관리 기록부 갱신</w:t>
-      </w:r>
-      <w:r>
-        <w:br/>
-      </w:r>
-      <w:r>
-        <w:rPr>
-          <w:rStyle w:val="VerbatimChar"/>
-        </w:rPr>
-        <w:t xml:space="preserve">     · 다음 주기 형상관리 환류</w:t>
-      </w:r>
-      <w:r>
-        <w:br/>
-      </w:r>
-      <w:r>
-        <w:br/>
-      </w:r>
-      <w:r>
-        <w:rPr>
-          <w:rStyle w:val="VerbatimChar"/>
-        </w:rPr>
-        <w:t xml:space="preserve">  [전 단계 공통] ERP 시스템 연계 — 도면↔BOM 정합성 자동 검증</w:t>
-      </w:r>
-      <w:r>
-        <w:br/>
-      </w:r>
-      <w:r>
-        <w:rPr>
-          <w:rStyle w:val="VerbatimChar"/>
-        </w:rPr>
-        <w:t xml:space="preserve">                 (CAR-004 시정조치)</w:t>
-      </w:r>
-    </w:p>
+    <w:tbl>
+      <w:tblPr>
+        <w:tblLook w:firstColumn="1" w:firstRow="1" w:lastColumn="0" w:lastRow="0" w:noHBand="0" w:noVBand="1" w:val="04A0"/>
+        <w:tblW w:w="8788" w:type="dxa"/>
+        <w:tblBorders>
+          <w:top w:val="single" w:sz="4" w:color="2E74B5" w:space="0"/>
+          <w:left w:val="single" w:sz="4" w:color="2E74B5" w:space="0"/>
+          <w:bottom w:val="single" w:sz="4" w:color="2E74B5" w:space="0"/>
+          <w:right w:val="single" w:sz="4" w:color="2E74B5" w:space="0"/>
+          <w:insideH w:val="single" w:sz="4" w:color="BDD7EE" w:space="0"/>
+          <w:insideV w:val="single" w:sz="2" w:color="D9D9D9" w:space="0"/>
+        </w:tblBorders>
+      </w:tblPr>
+      <w:tblGrid>
+        <w:gridCol w:w="8788"/>
+      </w:tblGrid>
+      <w:tr>
+        <w:tc>
+          <w:tcPr>
+            <w:tcW w:w="8788" w:type="dxa"/>
+            <w:tcMar>
+              <w:top w:w="80" w:type="dxa"/>
+              <w:left w:w="140" w:type="dxa"/>
+              <w:bottom w:w="80" w:type="dxa"/>
+              <w:right w:w="140" w:type="dxa"/>
+            </w:tcMar>
+          </w:tcPr>
+          <w:p>
+            <w:pPr>
+              <w:spacing w:before="0" w:after="0" w:line="240" w:lineRule="auto"/>
+            </w:pPr>
+            <w:r>
+              <w:rPr>
+                <w:rFonts w:ascii="Courier New" w:hAnsi="Courier New" w:eastAsia="NanumGothicCoding"/>
+                <w:sz w:val="18"/>
+                <w:szCs w:val="18"/>
+              </w:rPr>
+              <w:t xml:space="preserve">┌─────────────────────────────────────────────────────────────────┐</w:t>
+            </w:r>
+          </w:p>
+          <w:p>
+            <w:pPr>
+              <w:spacing w:before="0" w:after="0" w:line="240" w:lineRule="auto"/>
+            </w:pPr>
+            <w:r>
+              <w:rPr>
+                <w:rFonts w:ascii="Courier New" w:hAnsi="Courier New" w:eastAsia="NanumGothicCoding"/>
+                <w:sz w:val="18"/>
+                <w:szCs w:val="18"/>
+              </w:rPr>
+              <w:t xml:space="preserve">│                    형상관리 프로세스 흐름도                        │</w:t>
+            </w:r>
+          </w:p>
+          <w:p>
+            <w:pPr>
+              <w:spacing w:before="0" w:after="0" w:line="240" w:lineRule="auto"/>
+            </w:pPr>
+            <w:r>
+              <w:rPr>
+                <w:rFonts w:ascii="Courier New" w:hAnsi="Courier New" w:eastAsia="NanumGothicCoding"/>
+                <w:sz w:val="18"/>
+                <w:szCs w:val="18"/>
+              </w:rPr>
+              <w:t xml:space="preserve">│              Configuration Management Process Flow               │</w:t>
+            </w:r>
+          </w:p>
+          <w:p>
+            <w:pPr>
+              <w:spacing w:before="0" w:after="0" w:line="240" w:lineRule="auto"/>
+            </w:pPr>
+            <w:r>
+              <w:rPr>
+                <w:rFonts w:ascii="Courier New" w:hAnsi="Courier New" w:eastAsia="NanumGothicCoding"/>
+                <w:sz w:val="18"/>
+                <w:szCs w:val="18"/>
+              </w:rPr>
+              <w:t xml:space="preserve">└─────────────────────────────────────────────────────────────────┘</w:t>
+            </w:r>
+          </w:p>
+          <w:p>
+            <w:pPr>
+              <w:spacing w:before="0" w:after="0" w:line="240" w:lineRule="auto"/>
+            </w:pPr>
+            <w:r>
+              <w:rPr>
+                <w:rFonts w:ascii="Courier New" w:hAnsi="Courier New" w:eastAsia="NanumGothicCoding"/>
+                <w:sz w:val="18"/>
+                <w:szCs w:val="18"/>
+              </w:rPr>
+              <w:t xml:space="preserve"/>
+            </w:r>
+          </w:p>
+          <w:p>
+            <w:pPr>
+              <w:spacing w:before="0" w:after="0" w:line="240" w:lineRule="auto"/>
+            </w:pPr>
+            <w:r>
+              <w:rPr>
+                <w:rFonts w:ascii="Courier New" w:hAnsi="Courier New" w:eastAsia="NanumGothicCoding"/>
+                <w:sz w:val="18"/>
+                <w:szCs w:val="18"/>
+              </w:rPr>
+              <w:t xml:space="preserve">  ① 형상 식별 (Configuration Identification)</w:t>
+            </w:r>
+          </w:p>
+          <w:p>
+            <w:pPr>
+              <w:spacing w:before="0" w:after="0" w:line="240" w:lineRule="auto"/>
+            </w:pPr>
+            <w:r>
+              <w:rPr>
+                <w:rFonts w:ascii="Courier New" w:hAnsi="Courier New" w:eastAsia="NanumGothicCoding"/>
+                <w:sz w:val="18"/>
+                <w:szCs w:val="18"/>
+              </w:rPr>
+              <w:t xml:space="preserve">     │  · CI 선정 및 번호 부여</w:t>
+            </w:r>
+          </w:p>
+          <w:p>
+            <w:pPr>
+              <w:spacing w:before="0" w:after="0" w:line="240" w:lineRule="auto"/>
+            </w:pPr>
+            <w:r>
+              <w:rPr>
+                <w:rFonts w:ascii="Courier New" w:hAnsi="Courier New" w:eastAsia="NanumGothicCoding"/>
+                <w:sz w:val="18"/>
+                <w:szCs w:val="18"/>
+              </w:rPr>
+              <w:t xml:space="preserve">     │  · BOM, 도면, 사양서에 CI 번호 할당</w:t>
+            </w:r>
+          </w:p>
+          <w:p>
+            <w:pPr>
+              <w:spacing w:before="0" w:after="0" w:line="240" w:lineRule="auto"/>
+            </w:pPr>
+            <w:r>
+              <w:rPr>
+                <w:rFonts w:ascii="Courier New" w:hAnsi="Courier New" w:eastAsia="NanumGothicCoding"/>
+                <w:sz w:val="18"/>
+                <w:szCs w:val="18"/>
+              </w:rPr>
+              <w:t xml:space="preserve">     │  · 형상 기준선(Baseline) 수립</w:t>
+            </w:r>
+          </w:p>
+          <w:p>
+            <w:pPr>
+              <w:spacing w:before="0" w:after="0" w:line="240" w:lineRule="auto"/>
+            </w:pPr>
+            <w:r>
+              <w:rPr>
+                <w:rFonts w:ascii="Courier New" w:hAnsi="Courier New" w:eastAsia="NanumGothicCoding"/>
+                <w:sz w:val="18"/>
+                <w:szCs w:val="18"/>
+              </w:rPr>
+              <w:t xml:space="preserve">     │</w:t>
+            </w:r>
+          </w:p>
+          <w:p>
+            <w:pPr>
+              <w:spacing w:before="0" w:after="0" w:line="240" w:lineRule="auto"/>
+            </w:pPr>
+            <w:r>
+              <w:rPr>
+                <w:rFonts w:ascii="Courier New" w:hAnsi="Courier New" w:eastAsia="NanumGothicCoding"/>
+                <w:sz w:val="18"/>
+                <w:szCs w:val="18"/>
+              </w:rPr>
+              <w:t xml:space="preserve">     ▼</w:t>
+            </w:r>
+          </w:p>
+          <w:p>
+            <w:pPr>
+              <w:spacing w:before="0" w:after="0" w:line="240" w:lineRule="auto"/>
+            </w:pPr>
+            <w:r>
+              <w:rPr>
+                <w:rFonts w:ascii="Courier New" w:hAnsi="Courier New" w:eastAsia="NanumGothicCoding"/>
+                <w:sz w:val="18"/>
+                <w:szCs w:val="18"/>
+              </w:rPr>
+              <w:t xml:space="preserve">  ② 형상 관리/변경 통제 (Configuration Control)</w:t>
+            </w:r>
+          </w:p>
+          <w:p>
+            <w:pPr>
+              <w:spacing w:before="0" w:after="0" w:line="240" w:lineRule="auto"/>
+            </w:pPr>
+            <w:r>
+              <w:rPr>
+                <w:rFonts w:ascii="Courier New" w:hAnsi="Courier New" w:eastAsia="NanumGothicCoding"/>
+                <w:sz w:val="18"/>
+                <w:szCs w:val="18"/>
+              </w:rPr>
+              <w:t xml:space="preserve">     │  · ECR 접수 → 영향 분석</w:t>
+            </w:r>
+          </w:p>
+          <w:p>
+            <w:pPr>
+              <w:spacing w:before="0" w:after="0" w:line="240" w:lineRule="auto"/>
+            </w:pPr>
+            <w:r>
+              <w:rPr>
+                <w:rFonts w:ascii="Courier New" w:hAnsi="Courier New" w:eastAsia="NanumGothicCoding"/>
+                <w:sz w:val="18"/>
+                <w:szCs w:val="18"/>
+              </w:rPr>
+              <w:t xml:space="preserve">     │  · CCB 심의/승인</w:t>
+            </w:r>
+          </w:p>
+          <w:p>
+            <w:pPr>
+              <w:spacing w:before="0" w:after="0" w:line="240" w:lineRule="auto"/>
+            </w:pPr>
+            <w:r>
+              <w:rPr>
+                <w:rFonts w:ascii="Courier New" w:hAnsi="Courier New" w:eastAsia="NanumGothicCoding"/>
+                <w:sz w:val="18"/>
+                <w:szCs w:val="18"/>
+              </w:rPr>
+              <w:t xml:space="preserve">     │  · ECN 발행 → 변경 실행</w:t>
+            </w:r>
+          </w:p>
+          <w:p>
+            <w:pPr>
+              <w:spacing w:before="0" w:after="0" w:line="240" w:lineRule="auto"/>
+            </w:pPr>
+            <w:r>
+              <w:rPr>
+                <w:rFonts w:ascii="Courier New" w:hAnsi="Courier New" w:eastAsia="NanumGothicCoding"/>
+                <w:sz w:val="18"/>
+                <w:szCs w:val="18"/>
+              </w:rPr>
+              <w:t xml:space="preserve">     │</w:t>
+            </w:r>
+          </w:p>
+          <w:p>
+            <w:pPr>
+              <w:spacing w:before="0" w:after="0" w:line="240" w:lineRule="auto"/>
+            </w:pPr>
+            <w:r>
+              <w:rPr>
+                <w:rFonts w:ascii="Courier New" w:hAnsi="Courier New" w:eastAsia="NanumGothicCoding"/>
+                <w:sz w:val="18"/>
+                <w:szCs w:val="18"/>
+              </w:rPr>
+              <w:t xml:space="preserve">     ├──→ [CCB 반려] → ECR 보완 또는 종결</w:t>
+            </w:r>
+          </w:p>
+          <w:p>
+            <w:pPr>
+              <w:spacing w:before="0" w:after="0" w:line="240" w:lineRule="auto"/>
+            </w:pPr>
+            <w:r>
+              <w:rPr>
+                <w:rFonts w:ascii="Courier New" w:hAnsi="Courier New" w:eastAsia="NanumGothicCoding"/>
+                <w:sz w:val="18"/>
+                <w:szCs w:val="18"/>
+              </w:rPr>
+              <w:t xml:space="preserve">     │</w:t>
+            </w:r>
+          </w:p>
+          <w:p>
+            <w:pPr>
+              <w:spacing w:before="0" w:after="0" w:line="240" w:lineRule="auto"/>
+            </w:pPr>
+            <w:r>
+              <w:rPr>
+                <w:rFonts w:ascii="Courier New" w:hAnsi="Courier New" w:eastAsia="NanumGothicCoding"/>
+                <w:sz w:val="18"/>
+                <w:szCs w:val="18"/>
+              </w:rPr>
+              <w:t xml:space="preserve">     ▼</w:t>
+            </w:r>
+          </w:p>
+          <w:p>
+            <w:pPr>
+              <w:spacing w:before="0" w:after="0" w:line="240" w:lineRule="auto"/>
+            </w:pPr>
+            <w:r>
+              <w:rPr>
+                <w:rFonts w:ascii="Courier New" w:hAnsi="Courier New" w:eastAsia="NanumGothicCoding"/>
+                <w:sz w:val="18"/>
+                <w:szCs w:val="18"/>
+              </w:rPr>
+              <w:t xml:space="preserve">  ③ 형상 상태 기록 (Configuration Status Accounting)</w:t>
+            </w:r>
+          </w:p>
+          <w:p>
+            <w:pPr>
+              <w:spacing w:before="0" w:after="0" w:line="240" w:lineRule="auto"/>
+            </w:pPr>
+            <w:r>
+              <w:rPr>
+                <w:rFonts w:ascii="Courier New" w:hAnsi="Courier New" w:eastAsia="NanumGothicCoding"/>
+                <w:sz w:val="18"/>
+                <w:szCs w:val="18"/>
+              </w:rPr>
+              <w:t xml:space="preserve">     │  · 기준선 이력 기록</w:t>
+            </w:r>
+          </w:p>
+          <w:p>
+            <w:pPr>
+              <w:spacing w:before="0" w:after="0" w:line="240" w:lineRule="auto"/>
+            </w:pPr>
+            <w:r>
+              <w:rPr>
+                <w:rFonts w:ascii="Courier New" w:hAnsi="Courier New" w:eastAsia="NanumGothicCoding"/>
+                <w:sz w:val="18"/>
+                <w:szCs w:val="18"/>
+              </w:rPr>
+              <w:t xml:space="preserve">     │  · 변경 이력 추적 (ECR/ECN 이력)</w:t>
+            </w:r>
+          </w:p>
+          <w:p>
+            <w:pPr>
+              <w:spacing w:before="0" w:after="0" w:line="240" w:lineRule="auto"/>
+            </w:pPr>
+            <w:r>
+              <w:rPr>
+                <w:rFonts w:ascii="Courier New" w:hAnsi="Courier New" w:eastAsia="NanumGothicCoding"/>
+                <w:sz w:val="18"/>
+                <w:szCs w:val="18"/>
+              </w:rPr>
+              <w:t xml:space="preserve">     │  · 현재 형상 상태 유지</w:t>
+            </w:r>
+          </w:p>
+          <w:p>
+            <w:pPr>
+              <w:spacing w:before="0" w:after="0" w:line="240" w:lineRule="auto"/>
+            </w:pPr>
+            <w:r>
+              <w:rPr>
+                <w:rFonts w:ascii="Courier New" w:hAnsi="Courier New" w:eastAsia="NanumGothicCoding"/>
+                <w:sz w:val="18"/>
+                <w:szCs w:val="18"/>
+              </w:rPr>
+              <w:t xml:space="preserve">     │</w:t>
+            </w:r>
+          </w:p>
+          <w:p>
+            <w:pPr>
+              <w:spacing w:before="0" w:after="0" w:line="240" w:lineRule="auto"/>
+            </w:pPr>
+            <w:r>
+              <w:rPr>
+                <w:rFonts w:ascii="Courier New" w:hAnsi="Courier New" w:eastAsia="NanumGothicCoding"/>
+                <w:sz w:val="18"/>
+                <w:szCs w:val="18"/>
+              </w:rPr>
+              <w:t xml:space="preserve">     ▼</w:t>
+            </w:r>
+          </w:p>
+          <w:p>
+            <w:pPr>
+              <w:spacing w:before="0" w:after="0" w:line="240" w:lineRule="auto"/>
+            </w:pPr>
+            <w:r>
+              <w:rPr>
+                <w:rFonts w:ascii="Courier New" w:hAnsi="Courier New" w:eastAsia="NanumGothicCoding"/>
+                <w:sz w:val="18"/>
+                <w:szCs w:val="18"/>
+              </w:rPr>
+              <w:t xml:space="preserve">  ④ 형상 감사 (Configuration Audit)</w:t>
+            </w:r>
+          </w:p>
+          <w:p>
+            <w:pPr>
+              <w:spacing w:before="0" w:after="0" w:line="240" w:lineRule="auto"/>
+            </w:pPr>
+            <w:r>
+              <w:rPr>
+                <w:rFonts w:ascii="Courier New" w:hAnsi="Courier New" w:eastAsia="NanumGothicCoding"/>
+                <w:sz w:val="18"/>
+                <w:szCs w:val="18"/>
+              </w:rPr>
+              <w:t xml:space="preserve">     │  · FCA: 기능/성능 요구사항 충족 검증</w:t>
+            </w:r>
+          </w:p>
+          <w:p>
+            <w:pPr>
+              <w:spacing w:before="0" w:after="0" w:line="240" w:lineRule="auto"/>
+            </w:pPr>
+            <w:r>
+              <w:rPr>
+                <w:rFonts w:ascii="Courier New" w:hAnsi="Courier New" w:eastAsia="NanumGothicCoding"/>
+                <w:sz w:val="18"/>
+                <w:szCs w:val="18"/>
+              </w:rPr>
+              <w:t xml:space="preserve">     │  · PCA: 실물과 기술 문서 일치 검증</w:t>
+            </w:r>
+          </w:p>
+          <w:p>
+            <w:pPr>
+              <w:spacing w:before="0" w:after="0" w:line="240" w:lineRule="auto"/>
+            </w:pPr>
+            <w:r>
+              <w:rPr>
+                <w:rFonts w:ascii="Courier New" w:hAnsi="Courier New" w:eastAsia="NanumGothicCoding"/>
+                <w:sz w:val="18"/>
+                <w:szCs w:val="18"/>
+              </w:rPr>
+              <w:t xml:space="preserve">     │  · 부적합 발견 시 → 시정조치 (QP-1001)</w:t>
+            </w:r>
+          </w:p>
+          <w:p>
+            <w:pPr>
+              <w:spacing w:before="0" w:after="0" w:line="240" w:lineRule="auto"/>
+            </w:pPr>
+            <w:r>
+              <w:rPr>
+                <w:rFonts w:ascii="Courier New" w:hAnsi="Courier New" w:eastAsia="NanumGothicCoding"/>
+                <w:sz w:val="18"/>
+                <w:szCs w:val="18"/>
+              </w:rPr>
+              <w:t xml:space="preserve">     │</w:t>
+            </w:r>
+          </w:p>
+          <w:p>
+            <w:pPr>
+              <w:spacing w:before="0" w:after="0" w:line="240" w:lineRule="auto"/>
+            </w:pPr>
+            <w:r>
+              <w:rPr>
+                <w:rFonts w:ascii="Courier New" w:hAnsi="Courier New" w:eastAsia="NanumGothicCoding"/>
+                <w:sz w:val="18"/>
+                <w:szCs w:val="18"/>
+              </w:rPr>
+              <w:t xml:space="preserve">     ▼</w:t>
+            </w:r>
+          </w:p>
+          <w:p>
+            <w:pPr>
+              <w:spacing w:before="0" w:after="0" w:line="240" w:lineRule="auto"/>
+            </w:pPr>
+            <w:r>
+              <w:rPr>
+                <w:rFonts w:ascii="Courier New" w:hAnsi="Courier New" w:eastAsia="NanumGothicCoding"/>
+                <w:sz w:val="18"/>
+                <w:szCs w:val="18"/>
+              </w:rPr>
+              <w:t xml:space="preserve">  ⑤ 기준선 갱신 / 기록 보존</w:t>
+            </w:r>
+          </w:p>
+          <w:p>
+            <w:pPr>
+              <w:spacing w:before="0" w:after="0" w:line="240" w:lineRule="auto"/>
+            </w:pPr>
+            <w:r>
+              <w:rPr>
+                <w:rFonts w:ascii="Courier New" w:hAnsi="Courier New" w:eastAsia="NanumGothicCoding"/>
+                <w:sz w:val="18"/>
+                <w:szCs w:val="18"/>
+              </w:rPr>
+              <w:t xml:space="preserve">     · 감사 결과 반영</w:t>
+            </w:r>
+          </w:p>
+          <w:p>
+            <w:pPr>
+              <w:spacing w:before="0" w:after="0" w:line="240" w:lineRule="auto"/>
+            </w:pPr>
+            <w:r>
+              <w:rPr>
+                <w:rFonts w:ascii="Courier New" w:hAnsi="Courier New" w:eastAsia="NanumGothicCoding"/>
+                <w:sz w:val="18"/>
+                <w:szCs w:val="18"/>
+              </w:rPr>
+              <w:t xml:space="preserve">     · 형상관리 기록부 갱신</w:t>
+            </w:r>
+          </w:p>
+          <w:p>
+            <w:pPr>
+              <w:spacing w:before="0" w:after="0" w:line="240" w:lineRule="auto"/>
+            </w:pPr>
+            <w:r>
+              <w:rPr>
+                <w:rFonts w:ascii="Courier New" w:hAnsi="Courier New" w:eastAsia="NanumGothicCoding"/>
+                <w:sz w:val="18"/>
+                <w:szCs w:val="18"/>
+              </w:rPr>
+              <w:t xml:space="preserve">     · 다음 주기 형상관리 환류</w:t>
+            </w:r>
+          </w:p>
+          <w:p>
+            <w:pPr>
+              <w:spacing w:before="0" w:after="0" w:line="240" w:lineRule="auto"/>
+            </w:pPr>
+            <w:r>
+              <w:rPr>
+                <w:rFonts w:ascii="Courier New" w:hAnsi="Courier New" w:eastAsia="NanumGothicCoding"/>
+                <w:sz w:val="18"/>
+                <w:szCs w:val="18"/>
+              </w:rPr>
+              <w:t xml:space="preserve"/>
+            </w:r>
+          </w:p>
+          <w:p>
+            <w:pPr>
+              <w:spacing w:before="0" w:after="0" w:line="240" w:lineRule="auto"/>
+            </w:pPr>
+            <w:r>
+              <w:rPr>
+                <w:rFonts w:ascii="Courier New" w:hAnsi="Courier New" w:eastAsia="NanumGothicCoding"/>
+                <w:sz w:val="18"/>
+                <w:szCs w:val="18"/>
+              </w:rPr>
+              <w:t xml:space="preserve">  [전 단계 공통] ERP 시스템 연계 — 도면↔BOM 정합성 자동 검증</w:t>
+            </w:r>
+          </w:p>
+          <w:p>
+            <w:pPr>
+              <w:spacing w:before="0" w:after="0" w:line="240" w:lineRule="auto"/>
+            </w:pPr>
+            <w:r>
+              <w:rPr>
+                <w:rFonts w:ascii="Courier New" w:hAnsi="Courier New" w:eastAsia="NanumGothicCoding"/>
+                <w:sz w:val="18"/>
+                <w:szCs w:val="18"/>
+              </w:rPr>
+              <w:t xml:space="preserve">                 (CAR-004 시정조치)</w:t>
+            </w:r>
+          </w:p>
+        </w:tc>
+      </w:tr>
+    </w:tbl>
     <w:bookmarkEnd w:id="21"/>
     <w:bookmarkStart w:id="22" w:name="형상관리-활동-트리거"/>
     <w:p>
@@ -3522,10 +3654,18 @@
           </w:p>
         </w:tc>
         <w:tc>
-          <w:tcPr/>
-          <w:p>
-            <w:pPr>
-              <w:pStyle w:val="Compact"/>
+          <w:tcPr>
+            <w:tcMar>
+              <w:top w:w="60" w:type="dxa"/>
+              <w:left w:w="120" w:type="dxa"/>
+              <w:bottom w:w="60" w:type="dxa"/>
+              <w:right w:w="120" w:type="dxa"/>
+            </w:tcMar>
+          </w:tcPr>
+          <w:p>
+            <w:pPr>
+              <w:pStyle w:val="Compact"/>
+              <w:wordWrap w:val="1"/>
             </w:pPr>
             <w:r>
               <w:t xml:space="preserve">할당 기준선(ABL) 수립</w:t>
@@ -3832,7 +3972,7 @@
         </w:trPr>
         <w:tc>
           <w:tcPr>
-            <w:tcW w:w="2460" w:type="dxa"/>
+            <w:tcW w:w="2996" w:type="dxa"/>
             <w:tcMar>
               <w:top w:w="60" w:type="dxa"/>
               <w:left w:w="120" w:type="dxa"/>
@@ -3853,7 +3993,7 @@
         </w:tc>
         <w:tc>
           <w:tcPr>
-            <w:tcW w:w="6328" w:type="dxa"/>
+            <w:tcW w:w="5792" w:type="dxa"/>
             <w:tcMar>
               <w:top w:w="60" w:type="dxa"/>
               <w:left w:w="120" w:type="dxa"/>
@@ -3875,9 +4015,7 @@
       </w:tr>
       <w:tr>
         <w:tc>
-          <w:tcPr>
-            <w:tcW w:w="2460" w:type="dxa"/>
-          </w:tcPr>
+          <w:tcPr/>
           <w:p>
             <w:pPr>
               <w:pStyle w:val="Compact"/>
@@ -3889,7 +4027,7 @@
         </w:tc>
         <w:tc>
           <w:tcPr>
-            <w:tcW w:w="6328" w:type="dxa"/>
+            <w:tcW w:w="5792" w:type="dxa"/>
             <w:tcMar>
               <w:top w:w="60" w:type="dxa"/>
               <w:left w:w="120" w:type="dxa"/>
@@ -3922,6 +4060,7 @@
         </w:tc>
         <w:tc>
           <w:tcPr>
+            <w:tcW w:w="5792" w:type="dxa"/>
             <w:tcMar>
               <w:top w:w="60" w:type="dxa"/>
               <w:left w:w="120" w:type="dxa"/>
@@ -3953,9 +4092,7 @@
           </w:p>
         </w:tc>
         <w:tc>
-          <w:tcPr>
-            <w:tcW w:w="6328" w:type="dxa"/>
-          </w:tcPr>
+          <w:tcPr/>
           <w:p>
             <w:pPr>
               <w:pStyle w:val="Compact"/>
@@ -3968,19 +4105,10 @@
       </w:tr>
       <w:tr>
         <w:tc>
-          <w:tcPr>
-            <w:tcW w:w="2460" w:type="dxa"/>
-            <w:tcMar>
-              <w:top w:w="60" w:type="dxa"/>
-              <w:left w:w="120" w:type="dxa"/>
-              <w:bottom w:w="60" w:type="dxa"/>
-              <w:right w:w="120" w:type="dxa"/>
-            </w:tcMar>
-          </w:tcPr>
-          <w:p>
-            <w:pPr>
-              <w:pStyle w:val="Compact"/>
-              <w:wordWrap w:val="1"/>
+          <w:tcPr/>
+          <w:p>
+            <w:pPr>
+              <w:pStyle w:val="Compact"/>
             </w:pPr>
             <w:r>
               <w:t xml:space="preserve">규제 관련 항목</w:t>
@@ -3988,10 +4116,19 @@
           </w:p>
         </w:tc>
         <w:tc>
-          <w:tcPr/>
-          <w:p>
-            <w:pPr>
-              <w:pStyle w:val="Compact"/>
+          <w:tcPr>
+            <w:tcW w:w="5792" w:type="dxa"/>
+            <w:tcMar>
+              <w:top w:w="60" w:type="dxa"/>
+              <w:left w:w="120" w:type="dxa"/>
+              <w:bottom w:w="60" w:type="dxa"/>
+              <w:right w:w="120" w:type="dxa"/>
+            </w:tcMar>
+          </w:tcPr>
+          <w:p>
+            <w:pPr>
+              <w:pStyle w:val="Compact"/>
+              <w:wordWrap w:val="1"/>
             </w:pPr>
             <w:r>
               <w:t xml:space="preserve">감항 인증, 규제 요구사항에 직접 관련된 항목</w:t>
@@ -4025,18 +4162,10 @@
       </w:tr>
       <w:tr>
         <w:tc>
-          <w:tcPr>
-            <w:tcMar>
-              <w:top w:w="60" w:type="dxa"/>
-              <w:left w:w="120" w:type="dxa"/>
-              <w:bottom w:w="60" w:type="dxa"/>
-              <w:right w:w="120" w:type="dxa"/>
-            </w:tcMar>
-          </w:tcPr>
-          <w:p>
-            <w:pPr>
-              <w:pStyle w:val="Compact"/>
-              <w:wordWrap w:val="1"/>
+          <w:tcPr/>
+          <w:p>
+            <w:pPr>
+              <w:pStyle w:val="Compact"/>
             </w:pPr>
             <w:r>
               <w:t xml:space="preserve">호환성/교환성 항목</w:t>
@@ -4044,18 +4173,10 @@
           </w:p>
         </w:tc>
         <w:tc>
-          <w:tcPr>
-            <w:tcMar>
-              <w:top w:w="60" w:type="dxa"/>
-              <w:left w:w="120" w:type="dxa"/>
-              <w:bottom w:w="60" w:type="dxa"/>
-              <w:right w:w="120" w:type="dxa"/>
-            </w:tcMar>
-          </w:tcPr>
-          <w:p>
-            <w:pPr>
-              <w:pStyle w:val="Compact"/>
-              <w:wordWrap w:val="1"/>
+          <w:tcPr/>
+          <w:p>
+            <w:pPr>
+              <w:pStyle w:val="Compact"/>
             </w:pPr>
             <w:r>
               <w:t xml:space="preserve">호환성/교환성(Interchangeability) 유지가 필요한 항목</w:t>
@@ -4156,7 +4277,7 @@
         </w:trPr>
         <w:tc>
           <w:tcPr>
-            <w:tcW w:w="2460" w:type="dxa"/>
+            <w:tcW w:w="1600" w:type="dxa"/>
             <w:tcMar>
               <w:top w:w="60" w:type="dxa"/>
               <w:left w:w="120" w:type="dxa"/>
@@ -4177,7 +4298,7 @@
         </w:tc>
         <w:tc>
           <w:tcPr>
-            <w:tcW w:w="6328" w:type="dxa"/>
+            <w:tcW w:w="7188" w:type="dxa"/>
             <w:tcMar>
               <w:top w:w="60" w:type="dxa"/>
               <w:left w:w="120" w:type="dxa"/>
@@ -4199,9 +4320,7 @@
       </w:tr>
       <w:tr>
         <w:tc>
-          <w:tcPr>
-            <w:tcW w:w="2460" w:type="dxa"/>
-          </w:tcPr>
+          <w:tcPr/>
           <w:p>
             <w:pPr>
               <w:pStyle w:val="Compact"/>
@@ -4213,7 +4332,7 @@
         </w:tc>
         <w:tc>
           <w:tcPr>
-            <w:tcW w:w="6328" w:type="dxa"/>
+            <w:tcW w:w="7188" w:type="dxa"/>
             <w:tcMar>
               <w:top w:w="60" w:type="dxa"/>
               <w:left w:w="120" w:type="dxa"/>
@@ -4246,6 +4365,7 @@
         </w:tc>
         <w:tc>
           <w:tcPr>
+            <w:tcW w:w="7188" w:type="dxa"/>
             <w:tcMar>
               <w:top w:w="60" w:type="dxa"/>
               <w:left w:w="120" w:type="dxa"/>
@@ -4277,9 +4397,7 @@
           </w:p>
         </w:tc>
         <w:tc>
-          <w:tcPr>
-            <w:tcW w:w="6328" w:type="dxa"/>
-          </w:tcPr>
+          <w:tcPr/>
           <w:p>
             <w:pPr>
               <w:pStyle w:val="Compact"/>
@@ -4292,19 +4410,10 @@
       </w:tr>
       <w:tr>
         <w:tc>
-          <w:tcPr>
-            <w:tcW w:w="2460" w:type="dxa"/>
-            <w:tcMar>
-              <w:top w:w="60" w:type="dxa"/>
-              <w:left w:w="120" w:type="dxa"/>
-              <w:bottom w:w="60" w:type="dxa"/>
-              <w:right w:w="120" w:type="dxa"/>
-            </w:tcMar>
-          </w:tcPr>
-          <w:p>
-            <w:pPr>
-              <w:pStyle w:val="Compact"/>
-              <w:wordWrap w:val="1"/>
+          <w:tcPr/>
+          <w:p>
+            <w:pPr>
+              <w:pStyle w:val="Compact"/>
             </w:pPr>
             <w:r>
               <w:t xml:space="preserve">FW</w:t>
@@ -4313,6 +4422,7 @@
         </w:tc>
         <w:tc>
           <w:tcPr>
+            <w:tcW w:w="7188" w:type="dxa"/>
             <w:tcMar>
               <w:top w:w="60" w:type="dxa"/>
               <w:left w:w="120" w:type="dxa"/>
@@ -4956,143 +5066,231 @@
         <w:t xml:space="preserve">8.1 변경 통제 프로세스 흐름</w:t>
       </w:r>
     </w:p>
-    <w:p>
-      <w:pPr>
-        <w:pStyle w:val="SourceCode"/>
-      </w:pPr>
-      <w:r>
-        <w:rPr>
-          <w:rStyle w:val="VerbatimChar"/>
-        </w:rPr>
-        <w:t xml:space="preserve">┌──────────┐    ┌──────────┐    ┌──────────┐    ┌──────────┐    ┌──────────┐</w:t>
-      </w:r>
-      <w:r>
-        <w:br/>
-      </w:r>
-      <w:r>
-        <w:rPr>
-          <w:rStyle w:val="VerbatimChar"/>
-        </w:rPr>
-        <w:t xml:space="preserve">│  변경     │    │  영향     │    │  CCB     │    │  ECN     │    │  변경     │</w:t>
-      </w:r>
-      <w:r>
-        <w:br/>
-      </w:r>
-      <w:r>
-        <w:rPr>
-          <w:rStyle w:val="VerbatimChar"/>
-        </w:rPr>
-        <w:t xml:space="preserve">│  요청     │───→│  분석     │───→│  심의     │───→│  발행     │───→│  실행     │</w:t>
-      </w:r>
-      <w:r>
-        <w:br/>
-      </w:r>
-      <w:r>
-        <w:rPr>
-          <w:rStyle w:val="VerbatimChar"/>
-        </w:rPr>
-        <w:t xml:space="preserve">│ (ECR)    │    │          │    │  /승인    │    │          │    │  /검증    │</w:t>
-      </w:r>
-      <w:r>
-        <w:br/>
-      </w:r>
-      <w:r>
-        <w:rPr>
-          <w:rStyle w:val="VerbatimChar"/>
-        </w:rPr>
-        <w:t xml:space="preserve">└──────────┘    └──────────┘    └──────────┘    └──────────┘    └──────────┘</w:t>
-      </w:r>
-      <w:r>
-        <w:br/>
-      </w:r>
-      <w:r>
-        <w:rPr>
-          <w:rStyle w:val="VerbatimChar"/>
-        </w:rPr>
-        <w:t xml:space="preserve">     │                              │                               │</w:t>
-      </w:r>
-      <w:r>
-        <w:br/>
-      </w:r>
-      <w:r>
-        <w:rPr>
-          <w:rStyle w:val="VerbatimChar"/>
-        </w:rPr>
-        <w:t xml:space="preserve">     │                         [반려/보완]                          │</w:t>
-      </w:r>
-      <w:r>
-        <w:br/>
-      </w:r>
-      <w:r>
-        <w:rPr>
-          <w:rStyle w:val="VerbatimChar"/>
-        </w:rPr>
-        <w:t xml:space="preserve">     │                              │                               ▼</w:t>
-      </w:r>
-      <w:r>
-        <w:br/>
-      </w:r>
-      <w:r>
-        <w:rPr>
-          <w:rStyle w:val="VerbatimChar"/>
-        </w:rPr>
-        <w:t xml:space="preserve">     │                              ▼                         ┌──────────┐</w:t>
-      </w:r>
-      <w:r>
-        <w:br/>
-      </w:r>
-      <w:r>
-        <w:rPr>
-          <w:rStyle w:val="VerbatimChar"/>
-        </w:rPr>
-        <w:t xml:space="preserve">     │                        ECR 보완                        │  기준선   │</w:t>
-      </w:r>
-      <w:r>
-        <w:br/>
-      </w:r>
-      <w:r>
-        <w:rPr>
-          <w:rStyle w:val="VerbatimChar"/>
-        </w:rPr>
-        <w:t xml:space="preserve">     │                        또는 종결                        │  갱신     │</w:t>
-      </w:r>
-      <w:r>
-        <w:br/>
-      </w:r>
-      <w:r>
-        <w:rPr>
-          <w:rStyle w:val="VerbatimChar"/>
-        </w:rPr>
-        <w:t xml:space="preserve">     │                                                        │  /기록    │</w:t>
-      </w:r>
-      <w:r>
-        <w:br/>
-      </w:r>
-      <w:r>
-        <w:rPr>
-          <w:rStyle w:val="VerbatimChar"/>
-        </w:rPr>
-        <w:t xml:space="preserve">     │                                                        └──────────┘</w:t>
-      </w:r>
-      <w:r>
-        <w:br/>
-      </w:r>
-      <w:r>
-        <w:rPr>
-          <w:rStyle w:val="VerbatimChar"/>
-        </w:rPr>
-        <w:t xml:space="preserve">     │</w:t>
-      </w:r>
-      <w:r>
-        <w:br/>
-      </w:r>
-      <w:r>
-        <w:rPr>
-          <w:rStyle w:val="VerbatimChar"/>
-        </w:rPr>
-        <w:t xml:space="preserve">     └──→ [긴급 변경] ──→ CCB 의장 단독 승인 ──→ ECN 발행 ──→ 사후 CCB 추인</w:t>
-      </w:r>
-    </w:p>
+    <w:tbl>
+      <w:tblPr>
+        <w:tblLook w:firstColumn="1" w:firstRow="1" w:lastColumn="0" w:lastRow="0" w:noHBand="0" w:noVBand="1" w:val="04A0"/>
+        <w:tblW w:w="8788" w:type="dxa"/>
+        <w:tblBorders>
+          <w:top w:val="single" w:sz="4" w:color="2E74B5" w:space="0"/>
+          <w:left w:val="single" w:sz="4" w:color="2E74B5" w:space="0"/>
+          <w:bottom w:val="single" w:sz="4" w:color="2E74B5" w:space="0"/>
+          <w:right w:val="single" w:sz="4" w:color="2E74B5" w:space="0"/>
+          <w:insideH w:val="single" w:sz="4" w:color="BDD7EE" w:space="0"/>
+          <w:insideV w:val="single" w:sz="2" w:color="D9D9D9" w:space="0"/>
+        </w:tblBorders>
+      </w:tblPr>
+      <w:tblGrid>
+        <w:gridCol w:w="8788"/>
+      </w:tblGrid>
+      <w:tr>
+        <w:tc>
+          <w:tcPr>
+            <w:tcW w:w="8788" w:type="dxa"/>
+            <w:tcMar>
+              <w:top w:w="80" w:type="dxa"/>
+              <w:left w:w="140" w:type="dxa"/>
+              <w:bottom w:w="80" w:type="dxa"/>
+              <w:right w:w="140" w:type="dxa"/>
+            </w:tcMar>
+          </w:tcPr>
+          <w:p>
+            <w:pPr>
+              <w:spacing w:before="0" w:after="0" w:line="240" w:lineRule="auto"/>
+            </w:pPr>
+            <w:r>
+              <w:rPr>
+                <w:rFonts w:ascii="Courier New" w:hAnsi="Courier New" w:eastAsia="NanumGothicCoding"/>
+                <w:sz w:val="18"/>
+                <w:szCs w:val="18"/>
+              </w:rPr>
+              <w:t xml:space="preserve">┌──────────┐    ┌──────────┐    ┌──────────┐    ┌──────────┐    ┌──────────┐</w:t>
+            </w:r>
+          </w:p>
+          <w:p>
+            <w:pPr>
+              <w:spacing w:before="0" w:after="0" w:line="240" w:lineRule="auto"/>
+            </w:pPr>
+            <w:r>
+              <w:rPr>
+                <w:rFonts w:ascii="Courier New" w:hAnsi="Courier New" w:eastAsia="NanumGothicCoding"/>
+                <w:sz w:val="18"/>
+                <w:szCs w:val="18"/>
+              </w:rPr>
+              <w:t xml:space="preserve">│  변경     │    │  영향     │    │  CCB     │    │  ECN     │    │  변경     │</w:t>
+            </w:r>
+          </w:p>
+          <w:p>
+            <w:pPr>
+              <w:spacing w:before="0" w:after="0" w:line="240" w:lineRule="auto"/>
+            </w:pPr>
+            <w:r>
+              <w:rPr>
+                <w:rFonts w:ascii="Courier New" w:hAnsi="Courier New" w:eastAsia="NanumGothicCoding"/>
+                <w:sz w:val="18"/>
+                <w:szCs w:val="18"/>
+              </w:rPr>
+              <w:t xml:space="preserve">│  요청     │───→│  분석     │───→│  심의     │───→│  발행     │───→│  실행     │</w:t>
+            </w:r>
+          </w:p>
+          <w:p>
+            <w:pPr>
+              <w:spacing w:before="0" w:after="0" w:line="240" w:lineRule="auto"/>
+            </w:pPr>
+            <w:r>
+              <w:rPr>
+                <w:rFonts w:ascii="Courier New" w:hAnsi="Courier New" w:eastAsia="NanumGothicCoding"/>
+                <w:sz w:val="18"/>
+                <w:szCs w:val="18"/>
+              </w:rPr>
+              <w:t xml:space="preserve">│ (ECR)    │    │          │    │  /승인    │    │          │    │  /검증    │</w:t>
+            </w:r>
+          </w:p>
+          <w:p>
+            <w:pPr>
+              <w:spacing w:before="0" w:after="0" w:line="240" w:lineRule="auto"/>
+            </w:pPr>
+            <w:r>
+              <w:rPr>
+                <w:rFonts w:ascii="Courier New" w:hAnsi="Courier New" w:eastAsia="NanumGothicCoding"/>
+                <w:sz w:val="18"/>
+                <w:szCs w:val="18"/>
+              </w:rPr>
+              <w:t xml:space="preserve">└──────────┘    └──────────┘    └──────────┘    └──────────┘    └──────────┘</w:t>
+            </w:r>
+          </w:p>
+          <w:p>
+            <w:pPr>
+              <w:spacing w:before="0" w:after="0" w:line="240" w:lineRule="auto"/>
+            </w:pPr>
+            <w:r>
+              <w:rPr>
+                <w:rFonts w:ascii="Courier New" w:hAnsi="Courier New" w:eastAsia="NanumGothicCoding"/>
+                <w:sz w:val="18"/>
+                <w:szCs w:val="18"/>
+              </w:rPr>
+              <w:t xml:space="preserve">     │                              │                               │</w:t>
+            </w:r>
+          </w:p>
+          <w:p>
+            <w:pPr>
+              <w:spacing w:before="0" w:after="0" w:line="240" w:lineRule="auto"/>
+            </w:pPr>
+            <w:r>
+              <w:rPr>
+                <w:rFonts w:ascii="Courier New" w:hAnsi="Courier New" w:eastAsia="NanumGothicCoding"/>
+                <w:sz w:val="18"/>
+                <w:szCs w:val="18"/>
+              </w:rPr>
+              <w:t xml:space="preserve">     │                         [반려/보완]                          │</w:t>
+            </w:r>
+          </w:p>
+          <w:p>
+            <w:pPr>
+              <w:spacing w:before="0" w:after="0" w:line="240" w:lineRule="auto"/>
+            </w:pPr>
+            <w:r>
+              <w:rPr>
+                <w:rFonts w:ascii="Courier New" w:hAnsi="Courier New" w:eastAsia="NanumGothicCoding"/>
+                <w:sz w:val="18"/>
+                <w:szCs w:val="18"/>
+              </w:rPr>
+              <w:t xml:space="preserve">     │                              │                               ▼</w:t>
+            </w:r>
+          </w:p>
+          <w:p>
+            <w:pPr>
+              <w:spacing w:before="0" w:after="0" w:line="240" w:lineRule="auto"/>
+            </w:pPr>
+            <w:r>
+              <w:rPr>
+                <w:rFonts w:ascii="Courier New" w:hAnsi="Courier New" w:eastAsia="NanumGothicCoding"/>
+                <w:sz w:val="18"/>
+                <w:szCs w:val="18"/>
+              </w:rPr>
+              <w:t xml:space="preserve">     │                              ▼                         ┌──────────┐</w:t>
+            </w:r>
+          </w:p>
+          <w:p>
+            <w:pPr>
+              <w:spacing w:before="0" w:after="0" w:line="240" w:lineRule="auto"/>
+            </w:pPr>
+            <w:r>
+              <w:rPr>
+                <w:rFonts w:ascii="Courier New" w:hAnsi="Courier New" w:eastAsia="NanumGothicCoding"/>
+                <w:sz w:val="18"/>
+                <w:szCs w:val="18"/>
+              </w:rPr>
+              <w:t xml:space="preserve">     │                        ECR 보완                        │  기준선   │</w:t>
+            </w:r>
+          </w:p>
+          <w:p>
+            <w:pPr>
+              <w:spacing w:before="0" w:after="0" w:line="240" w:lineRule="auto"/>
+            </w:pPr>
+            <w:r>
+              <w:rPr>
+                <w:rFonts w:ascii="Courier New" w:hAnsi="Courier New" w:eastAsia="NanumGothicCoding"/>
+                <w:sz w:val="18"/>
+                <w:szCs w:val="18"/>
+              </w:rPr>
+              <w:t xml:space="preserve">     │                        또는 종결                        │  갱신     │</w:t>
+            </w:r>
+          </w:p>
+          <w:p>
+            <w:pPr>
+              <w:spacing w:before="0" w:after="0" w:line="240" w:lineRule="auto"/>
+            </w:pPr>
+            <w:r>
+              <w:rPr>
+                <w:rFonts w:ascii="Courier New" w:hAnsi="Courier New" w:eastAsia="NanumGothicCoding"/>
+                <w:sz w:val="18"/>
+                <w:szCs w:val="18"/>
+              </w:rPr>
+              <w:t xml:space="preserve">     │                                                        │  /기록    │</w:t>
+            </w:r>
+          </w:p>
+          <w:p>
+            <w:pPr>
+              <w:spacing w:before="0" w:after="0" w:line="240" w:lineRule="auto"/>
+            </w:pPr>
+            <w:r>
+              <w:rPr>
+                <w:rFonts w:ascii="Courier New" w:hAnsi="Courier New" w:eastAsia="NanumGothicCoding"/>
+                <w:sz w:val="18"/>
+                <w:szCs w:val="18"/>
+              </w:rPr>
+              <w:t xml:space="preserve">     │                                                        └──────────┘</w:t>
+            </w:r>
+          </w:p>
+          <w:p>
+            <w:pPr>
+              <w:spacing w:before="0" w:after="0" w:line="240" w:lineRule="auto"/>
+            </w:pPr>
+            <w:r>
+              <w:rPr>
+                <w:rFonts w:ascii="Courier New" w:hAnsi="Courier New" w:eastAsia="NanumGothicCoding"/>
+                <w:sz w:val="18"/>
+                <w:szCs w:val="18"/>
+              </w:rPr>
+              <w:t xml:space="preserve">     │</w:t>
+            </w:r>
+          </w:p>
+          <w:p>
+            <w:pPr>
+              <w:spacing w:before="0" w:after="0" w:line="240" w:lineRule="auto"/>
+            </w:pPr>
+            <w:r>
+              <w:rPr>
+                <w:rFonts w:ascii="Courier New" w:hAnsi="Courier New" w:eastAsia="NanumGothicCoding"/>
+                <w:sz w:val="18"/>
+                <w:szCs w:val="18"/>
+              </w:rPr>
+              <w:t xml:space="preserve">     └──→ [긴급 변경] ──→ CCB 의장 단독 승인 ──→ ECN 발행 ──→ 사후 CCB 추인</w:t>
+            </w:r>
+          </w:p>
+        </w:tc>
+      </w:tr>
+    </w:tbl>
     <w:bookmarkEnd w:id="29"/>
     <w:bookmarkStart w:id="33" w:name="ecr-설계-변경-요청-절차"/>
     <w:p>
@@ -5203,7 +5401,7 @@
         </w:trPr>
         <w:tc>
           <w:tcPr>
-            <w:tcW w:w="2460" w:type="dxa"/>
+            <w:tcW w:w="2541" w:type="dxa"/>
             <w:tcMar>
               <w:top w:w="60" w:type="dxa"/>
               <w:left w:w="120" w:type="dxa"/>
@@ -5224,7 +5422,7 @@
         </w:tc>
         <w:tc>
           <w:tcPr>
-            <w:tcW w:w="6328" w:type="dxa"/>
+            <w:tcW w:w="6247" w:type="dxa"/>
             <w:tcMar>
               <w:top w:w="60" w:type="dxa"/>
               <w:left w:w="120" w:type="dxa"/>
@@ -5246,9 +5444,7 @@
       </w:tr>
       <w:tr>
         <w:tc>
-          <w:tcPr>
-            <w:tcW w:w="2460" w:type="dxa"/>
-          </w:tcPr>
+          <w:tcPr/>
           <w:p>
             <w:pPr>
               <w:pStyle w:val="Compact"/>
@@ -5260,7 +5456,7 @@
         </w:tc>
         <w:tc>
           <w:tcPr>
-            <w:tcW w:w="6328" w:type="dxa"/>
+            <w:tcW w:w="6247" w:type="dxa"/>
             <w:tcMar>
               <w:top w:w="60" w:type="dxa"/>
               <w:left w:w="120" w:type="dxa"/>
@@ -5293,11 +5489,18 @@
         </w:tc>
         <w:tc>
           <w:tcPr>
-            <w:tcW w:w="6328" w:type="dxa"/>
-          </w:tcPr>
-          <w:p>
-            <w:pPr>
-              <w:pStyle w:val="Compact"/>
+            <w:tcW w:w="6247" w:type="dxa"/>
+            <w:tcMar>
+              <w:top w:w="60" w:type="dxa"/>
+              <w:left w:w="120" w:type="dxa"/>
+              <w:bottom w:w="60" w:type="dxa"/>
+              <w:right w:w="120" w:type="dxa"/>
+            </w:tcMar>
+          </w:tcPr>
+          <w:p>
+            <w:pPr>
+              <w:pStyle w:val="Compact"/>
+              <w:wordWrap w:val="1"/>
             </w:pPr>
             <w:r>
               <w:t xml:space="preserve">CI 번호, 도면번호, 현재 개정번호</w:t>
@@ -5343,7 +5546,7 @@
         </w:tc>
         <w:tc>
           <w:tcPr>
-            <w:tcW w:w="6328" w:type="dxa"/>
+            <w:tcW w:w="6247" w:type="dxa"/>
             <w:tcMar>
               <w:top w:w="60" w:type="dxa"/>
               <w:left w:w="120" w:type="dxa"/>
@@ -5388,18 +5591,10 @@
       </w:tr>
       <w:tr>
         <w:tc>
-          <w:tcPr>
-            <w:tcMar>
-              <w:top w:w="60" w:type="dxa"/>
-              <w:left w:w="120" w:type="dxa"/>
-              <w:bottom w:w="60" w:type="dxa"/>
-              <w:right w:w="120" w:type="dxa"/>
-            </w:tcMar>
-          </w:tcPr>
-          <w:p>
-            <w:pPr>
-              <w:pStyle w:val="Compact"/>
-              <w:wordWrap w:val="1"/>
+          <w:tcPr/>
+          <w:p>
+            <w:pPr>
+              <w:pStyle w:val="Compact"/>
             </w:pPr>
             <w:r>
               <w:t xml:space="preserve">요청자/요청 부서</w:t>
@@ -5407,18 +5602,10 @@
           </w:p>
         </w:tc>
         <w:tc>
-          <w:tcPr>
-            <w:tcMar>
-              <w:top w:w="60" w:type="dxa"/>
-              <w:left w:w="120" w:type="dxa"/>
-              <w:bottom w:w="60" w:type="dxa"/>
-              <w:right w:w="120" w:type="dxa"/>
-            </w:tcMar>
-          </w:tcPr>
-          <w:p>
-            <w:pPr>
-              <w:pStyle w:val="Compact"/>
-              <w:wordWrap w:val="1"/>
+          <w:tcPr/>
+          <w:p>
+            <w:pPr>
+              <w:pStyle w:val="Compact"/>
             </w:pPr>
             <w:r>
               <w:t xml:space="preserve">성명, 부서, 일자</w:t>
@@ -5589,10 +5776,18 @@
           </w:p>
         </w:tc>
         <w:tc>
-          <w:tcPr/>
-          <w:p>
-            <w:pPr>
-              <w:pStyle w:val="Compact"/>
+          <w:tcPr>
+            <w:tcMar>
+              <w:top w:w="60" w:type="dxa"/>
+              <w:left w:w="120" w:type="dxa"/>
+              <w:bottom w:w="60" w:type="dxa"/>
+              <w:right w:w="120" w:type="dxa"/>
+            </w:tcMar>
+          </w:tcPr>
+          <w:p>
+            <w:pPr>
+              <w:pStyle w:val="Compact"/>
+              <w:wordWrap w:val="1"/>
             </w:pPr>
             <w:r>
               <w:t xml:space="preserve">CCB 의장 승인</w:t>
@@ -6042,7 +6237,7 @@
         </w:trPr>
         <w:tc>
           <w:tcPr>
-            <w:tcW w:w="2460" w:type="dxa"/>
+            <w:tcW w:w="1878" w:type="dxa"/>
             <w:tcMar>
               <w:top w:w="60" w:type="dxa"/>
               <w:left w:w="120" w:type="dxa"/>
@@ -6063,7 +6258,7 @@
         </w:tc>
         <w:tc>
           <w:tcPr>
-            <w:tcW w:w="6328" w:type="dxa"/>
+            <w:tcW w:w="6910" w:type="dxa"/>
             <w:tcMar>
               <w:top w:w="60" w:type="dxa"/>
               <w:left w:w="120" w:type="dxa"/>
@@ -6085,9 +6280,7 @@
       </w:tr>
       <w:tr>
         <w:tc>
-          <w:tcPr>
-            <w:tcW w:w="2460" w:type="dxa"/>
-          </w:tcPr>
+          <w:tcPr/>
           <w:p>
             <w:pPr>
               <w:pStyle w:val="Compact"/>
@@ -6099,7 +6292,7 @@
         </w:tc>
         <w:tc>
           <w:tcPr>
-            <w:tcW w:w="6328" w:type="dxa"/>
+            <w:tcW w:w="6910" w:type="dxa"/>
             <w:tcMar>
               <w:top w:w="60" w:type="dxa"/>
               <w:left w:w="120" w:type="dxa"/>
@@ -6132,6 +6325,7 @@
         </w:tc>
         <w:tc>
           <w:tcPr>
+            <w:tcW w:w="6910" w:type="dxa"/>
             <w:tcMar>
               <w:top w:w="60" w:type="dxa"/>
               <w:left w:w="120" w:type="dxa"/>
@@ -6163,9 +6357,7 @@
           </w:p>
         </w:tc>
         <w:tc>
-          <w:tcPr>
-            <w:tcW w:w="6328" w:type="dxa"/>
-          </w:tcPr>
+          <w:tcPr/>
           <w:p>
             <w:pPr>
               <w:pStyle w:val="Compact"/>
@@ -6178,19 +6370,10 @@
       </w:tr>
       <w:tr>
         <w:tc>
-          <w:tcPr>
-            <w:tcW w:w="2460" w:type="dxa"/>
-            <w:tcMar>
-              <w:top w:w="60" w:type="dxa"/>
-              <w:left w:w="120" w:type="dxa"/>
-              <w:bottom w:w="60" w:type="dxa"/>
-              <w:right w:w="120" w:type="dxa"/>
-            </w:tcMar>
-          </w:tcPr>
-          <w:p>
-            <w:pPr>
-              <w:pStyle w:val="Compact"/>
-              <w:wordWrap w:val="1"/>
+          <w:tcPr/>
+          <w:p>
+            <w:pPr>
+              <w:pStyle w:val="Compact"/>
             </w:pPr>
             <w:r>
               <w:t xml:space="preserve">보류</w:t>
@@ -6199,7 +6382,7 @@
         </w:tc>
         <w:tc>
           <w:tcPr>
-            <w:tcW w:w="6328" w:type="dxa"/>
+            <w:tcW w:w="6910" w:type="dxa"/>
             <w:tcMar>
               <w:top w:w="60" w:type="dxa"/>
               <w:left w:w="120" w:type="dxa"/>
@@ -6271,7 +6454,7 @@
         </w:trPr>
         <w:tc>
           <w:tcPr>
-            <w:tcW w:w="2460" w:type="dxa"/>
+            <w:tcW w:w="2800" w:type="dxa"/>
             <w:tcMar>
               <w:top w:w="60" w:type="dxa"/>
               <w:left w:w="120" w:type="dxa"/>
@@ -6292,7 +6475,7 @@
         </w:tc>
         <w:tc>
           <w:tcPr>
-            <w:tcW w:w="6328" w:type="dxa"/>
+            <w:tcW w:w="5988" w:type="dxa"/>
             <w:tcMar>
               <w:top w:w="60" w:type="dxa"/>
               <w:left w:w="120" w:type="dxa"/>
@@ -6314,9 +6497,7 @@
       </w:tr>
       <w:tr>
         <w:tc>
-          <w:tcPr>
-            <w:tcW w:w="2460" w:type="dxa"/>
-          </w:tcPr>
+          <w:tcPr/>
           <w:p>
             <w:pPr>
               <w:pStyle w:val="Compact"/>
@@ -6328,7 +6509,7 @@
         </w:tc>
         <w:tc>
           <w:tcPr>
-            <w:tcW w:w="6328" w:type="dxa"/>
+            <w:tcW w:w="5988" w:type="dxa"/>
             <w:tcMar>
               <w:top w:w="60" w:type="dxa"/>
               <w:left w:w="120" w:type="dxa"/>
@@ -6361,6 +6542,7 @@
         </w:tc>
         <w:tc>
           <w:tcPr>
+            <w:tcW w:w="5988" w:type="dxa"/>
             <w:tcMar>
               <w:top w:w="60" w:type="dxa"/>
               <w:left w:w="120" w:type="dxa"/>
@@ -6392,9 +6574,7 @@
           </w:p>
         </w:tc>
         <w:tc>
-          <w:tcPr>
-            <w:tcW w:w="6328" w:type="dxa"/>
-          </w:tcPr>
+          <w:tcPr/>
           <w:p>
             <w:pPr>
               <w:pStyle w:val="Compact"/>
@@ -6407,19 +6587,10 @@
       </w:tr>
       <w:tr>
         <w:tc>
-          <w:tcPr>
-            <w:tcW w:w="2460" w:type="dxa"/>
-            <w:tcMar>
-              <w:top w:w="60" w:type="dxa"/>
-              <w:left w:w="120" w:type="dxa"/>
-              <w:bottom w:w="60" w:type="dxa"/>
-              <w:right w:w="120" w:type="dxa"/>
-            </w:tcMar>
-          </w:tcPr>
-          <w:p>
-            <w:pPr>
-              <w:pStyle w:val="Compact"/>
-              <w:wordWrap w:val="1"/>
+          <w:tcPr/>
+          <w:p>
+            <w:pPr>
+              <w:pStyle w:val="Compact"/>
             </w:pPr>
             <w:r>
               <w:t xml:space="preserve">변경 내용 (상세)</w:t>
@@ -6427,10 +6598,19 @@
           </w:p>
         </w:tc>
         <w:tc>
-          <w:tcPr/>
-          <w:p>
-            <w:pPr>
-              <w:pStyle w:val="Compact"/>
+          <w:tcPr>
+            <w:tcW w:w="5988" w:type="dxa"/>
+            <w:tcMar>
+              <w:top w:w="60" w:type="dxa"/>
+              <w:left w:w="120" w:type="dxa"/>
+              <w:bottom w:w="60" w:type="dxa"/>
+              <w:right w:w="120" w:type="dxa"/>
+            </w:tcMar>
+          </w:tcPr>
+          <w:p>
+            <w:pPr>
+              <w:pStyle w:val="Compact"/>
+              <w:wordWrap w:val="1"/>
             </w:pPr>
             <w:r>
               <w:t xml:space="preserve">변경 전/후 비교 (도면, BOM, 사양)</w:t>
@@ -6488,18 +6668,10 @@
       </w:tr>
       <w:tr>
         <w:tc>
-          <w:tcPr>
-            <w:tcMar>
-              <w:top w:w="60" w:type="dxa"/>
-              <w:left w:w="120" w:type="dxa"/>
-              <w:bottom w:w="60" w:type="dxa"/>
-              <w:right w:w="120" w:type="dxa"/>
-            </w:tcMar>
-          </w:tcPr>
-          <w:p>
-            <w:pPr>
-              <w:pStyle w:val="Compact"/>
-              <w:wordWrap w:val="1"/>
+          <w:tcPr/>
+          <w:p>
+            <w:pPr>
+              <w:pStyle w:val="Compact"/>
             </w:pPr>
             <w:r>
               <w:t xml:space="preserve">배포처</w:t>
@@ -6507,18 +6679,10 @@
           </w:p>
         </w:tc>
         <w:tc>
-          <w:tcPr>
-            <w:tcMar>
-              <w:top w:w="60" w:type="dxa"/>
-              <w:left w:w="120" w:type="dxa"/>
-              <w:bottom w:w="60" w:type="dxa"/>
-              <w:right w:w="120" w:type="dxa"/>
-            </w:tcMar>
-          </w:tcPr>
-          <w:p>
-            <w:pPr>
-              <w:pStyle w:val="Compact"/>
-              <w:wordWrap w:val="1"/>
+          <w:tcPr/>
+          <w:p>
+            <w:pPr>
+              <w:pStyle w:val="Compact"/>
             </w:pPr>
             <w:r>
               <w:t xml:space="preserve">관련 부서 목록</w:t>
@@ -7035,7 +7199,7 @@
         </w:trPr>
         <w:tc>
           <w:tcPr>
-            <w:tcW w:w="2460" w:type="dxa"/>
+            <w:tcW w:w="2281" w:type="dxa"/>
             <w:tcMar>
               <w:top w:w="60" w:type="dxa"/>
               <w:left w:w="120" w:type="dxa"/>
@@ -7056,7 +7220,7 @@
         </w:tc>
         <w:tc>
           <w:tcPr>
-            <w:tcW w:w="6328" w:type="dxa"/>
+            <w:tcW w:w="6507" w:type="dxa"/>
             <w:tcMar>
               <w:top w:w="60" w:type="dxa"/>
               <w:left w:w="120" w:type="dxa"/>
@@ -7078,9 +7242,7 @@
       </w:tr>
       <w:tr>
         <w:tc>
-          <w:tcPr>
-            <w:tcW w:w="2460" w:type="dxa"/>
-          </w:tcPr>
+          <w:tcPr/>
           <w:p>
             <w:pPr>
               <w:pStyle w:val="Compact"/>
@@ -7092,7 +7254,7 @@
         </w:tc>
         <w:tc>
           <w:tcPr>
-            <w:tcW w:w="6328" w:type="dxa"/>
+            <w:tcW w:w="6507" w:type="dxa"/>
             <w:tcMar>
               <w:top w:w="60" w:type="dxa"/>
               <w:left w:w="120" w:type="dxa"/>
@@ -7124,10 +7286,19 @@
           </w:p>
         </w:tc>
         <w:tc>
-          <w:tcPr/>
-          <w:p>
-            <w:pPr>
-              <w:pStyle w:val="Compact"/>
+          <w:tcPr>
+            <w:tcW w:w="6507" w:type="dxa"/>
+            <w:tcMar>
+              <w:top w:w="60" w:type="dxa"/>
+              <w:left w:w="120" w:type="dxa"/>
+              <w:bottom w:w="60" w:type="dxa"/>
+              <w:right w:w="120" w:type="dxa"/>
+            </w:tcMar>
+          </w:tcPr>
+          <w:p>
+            <w:pPr>
+              <w:pStyle w:val="Compact"/>
+              <w:wordWrap w:val="1"/>
             </w:pPr>
             <w:r>
               <w:t xml:space="preserve">FBL/ABL/PBL 수립 일자, 승인자, 포함 CI 목록</w:t>
@@ -7148,9 +7319,7 @@
           </w:p>
         </w:tc>
         <w:tc>
-          <w:tcPr>
-            <w:tcW w:w="6328" w:type="dxa"/>
-          </w:tcPr>
+          <w:tcPr/>
           <w:p>
             <w:pPr>
               <w:pStyle w:val="Compact"/>
@@ -7163,19 +7332,10 @@
       </w:tr>
       <w:tr>
         <w:tc>
-          <w:tcPr>
-            <w:tcW w:w="2460" w:type="dxa"/>
-            <w:tcMar>
-              <w:top w:w="60" w:type="dxa"/>
-              <w:left w:w="120" w:type="dxa"/>
-              <w:bottom w:w="60" w:type="dxa"/>
-              <w:right w:w="120" w:type="dxa"/>
-            </w:tcMar>
-          </w:tcPr>
-          <w:p>
-            <w:pPr>
-              <w:pStyle w:val="Compact"/>
-              <w:wordWrap w:val="1"/>
+          <w:tcPr/>
+          <w:p>
+            <w:pPr>
+              <w:pStyle w:val="Compact"/>
             </w:pPr>
             <w:r>
               <w:t xml:space="preserve">현재 유효 형상</w:t>
@@ -7183,10 +7343,19 @@
           </w:p>
         </w:tc>
         <w:tc>
-          <w:tcPr/>
-          <w:p>
-            <w:pPr>
-              <w:pStyle w:val="Compact"/>
+          <w:tcPr>
+            <w:tcW w:w="6507" w:type="dxa"/>
+            <w:tcMar>
+              <w:top w:w="60" w:type="dxa"/>
+              <w:left w:w="120" w:type="dxa"/>
+              <w:bottom w:w="60" w:type="dxa"/>
+              <w:right w:w="120" w:type="dxa"/>
+            </w:tcMar>
+          </w:tcPr>
+          <w:p>
+            <w:pPr>
+              <w:pStyle w:val="Compact"/>
+              <w:wordWrap w:val="1"/>
             </w:pPr>
             <w:r>
               <w:t xml:space="preserve">각 CI의 최신 유효 개정번호 및 적용 상태</w:t>
@@ -7196,18 +7365,10 @@
       </w:tr>
       <w:tr>
         <w:tc>
-          <w:tcPr>
-            <w:tcMar>
-              <w:top w:w="60" w:type="dxa"/>
-              <w:left w:w="120" w:type="dxa"/>
-              <w:bottom w:w="60" w:type="dxa"/>
-              <w:right w:w="120" w:type="dxa"/>
-            </w:tcMar>
-          </w:tcPr>
-          <w:p>
-            <w:pPr>
-              <w:pStyle w:val="Compact"/>
-              <w:wordWrap w:val="1"/>
+          <w:tcPr/>
+          <w:p>
+            <w:pPr>
+              <w:pStyle w:val="Compact"/>
             </w:pPr>
             <w:r>
               <w:t xml:space="preserve">편차/특채 이력</w:t>
@@ -7215,18 +7376,10 @@
           </w:p>
         </w:tc>
         <w:tc>
-          <w:tcPr>
-            <w:tcMar>
-              <w:top w:w="60" w:type="dxa"/>
-              <w:left w:w="120" w:type="dxa"/>
-              <w:bottom w:w="60" w:type="dxa"/>
-              <w:right w:w="120" w:type="dxa"/>
-            </w:tcMar>
-          </w:tcPr>
-          <w:p>
-            <w:pPr>
-              <w:pStyle w:val="Compact"/>
-              <w:wordWrap w:val="1"/>
+          <w:tcPr/>
+          <w:p>
+            <w:pPr>
+              <w:pStyle w:val="Compact"/>
             </w:pPr>
             <w:r>
               <w:t xml:space="preserve">임시 편차(Deviation), 특채(Waiver) 이력</w:t>
@@ -7282,7 +7435,7 @@
         </w:trPr>
         <w:tc>
           <w:tcPr>
-            <w:tcW w:w="2460" w:type="dxa"/>
+            <w:tcW w:w="2450" w:type="dxa"/>
             <w:tcMar>
               <w:top w:w="60" w:type="dxa"/>
               <w:left w:w="120" w:type="dxa"/>
@@ -7303,7 +7456,7 @@
         </w:tc>
         <w:tc>
           <w:tcPr>
-            <w:tcW w:w="6328" w:type="dxa"/>
+            <w:tcW w:w="6338" w:type="dxa"/>
             <w:tcMar>
               <w:top w:w="60" w:type="dxa"/>
               <w:left w:w="120" w:type="dxa"/>
@@ -7325,9 +7478,7 @@
       </w:tr>
       <w:tr>
         <w:tc>
-          <w:tcPr>
-            <w:tcW w:w="2460" w:type="dxa"/>
-          </w:tcPr>
+          <w:tcPr/>
           <w:p>
             <w:pPr>
               <w:pStyle w:val="Compact"/>
@@ -7339,7 +7490,7 @@
         </w:tc>
         <w:tc>
           <w:tcPr>
-            <w:tcW w:w="6328" w:type="dxa"/>
+            <w:tcW w:w="6338" w:type="dxa"/>
             <w:tcMar>
               <w:top w:w="60" w:type="dxa"/>
               <w:left w:w="120" w:type="dxa"/>
@@ -7372,6 +7523,7 @@
         </w:tc>
         <w:tc>
           <w:tcPr>
+            <w:tcW w:w="6338" w:type="dxa"/>
             <w:tcMar>
               <w:top w:w="60" w:type="dxa"/>
               <w:left w:w="120" w:type="dxa"/>
@@ -7403,9 +7555,7 @@
           </w:p>
         </w:tc>
         <w:tc>
-          <w:tcPr>
-            <w:tcW w:w="6328" w:type="dxa"/>
-          </w:tcPr>
+          <w:tcPr/>
           <w:p>
             <w:pPr>
               <w:pStyle w:val="Compact"/>
@@ -7418,19 +7568,10 @@
       </w:tr>
       <w:tr>
         <w:tc>
-          <w:tcPr>
-            <w:tcW w:w="2460" w:type="dxa"/>
-            <w:tcMar>
-              <w:top w:w="60" w:type="dxa"/>
-              <w:left w:w="120" w:type="dxa"/>
-              <w:bottom w:w="60" w:type="dxa"/>
-              <w:right w:w="120" w:type="dxa"/>
-            </w:tcMar>
-          </w:tcPr>
-          <w:p>
-            <w:pPr>
-              <w:pStyle w:val="Compact"/>
-              <w:wordWrap w:val="1"/>
+          <w:tcPr/>
+          <w:p>
+            <w:pPr>
+              <w:pStyle w:val="Compact"/>
             </w:pPr>
             <w:r>
               <w:t xml:space="preserve">정합성 보고서</w:t>
@@ -7439,6 +7580,7 @@
         </w:tc>
         <w:tc>
           <w:tcPr>
+            <w:tcW w:w="6338" w:type="dxa"/>
             <w:tcMar>
               <w:top w:w="60" w:type="dxa"/>
               <w:left w:w="120" w:type="dxa"/>
@@ -7663,10 +7805,18 @@
           </w:p>
         </w:tc>
         <w:tc>
-          <w:tcPr/>
-          <w:p>
-            <w:pPr>
-              <w:pStyle w:val="Compact"/>
+          <w:tcPr>
+            <w:tcMar>
+              <w:top w:w="60" w:type="dxa"/>
+              <w:left w:w="120" w:type="dxa"/>
+              <w:bottom w:w="60" w:type="dxa"/>
+              <w:right w:w="120" w:type="dxa"/>
+            </w:tcMar>
+          </w:tcPr>
+          <w:p>
+            <w:pPr>
+              <w:pStyle w:val="Compact"/>
+              <w:wordWrap w:val="1"/>
             </w:pPr>
             <w:r>
               <w:t xml:space="preserve">기술팀장, 생산팀장</w:t>
@@ -7709,10 +7859,18 @@
           </w:p>
         </w:tc>
         <w:tc>
-          <w:tcPr/>
-          <w:p>
-            <w:pPr>
-              <w:pStyle w:val="Compact"/>
+          <w:tcPr>
+            <w:tcMar>
+              <w:top w:w="60" w:type="dxa"/>
+              <w:left w:w="120" w:type="dxa"/>
+              <w:bottom w:w="60" w:type="dxa"/>
+              <w:right w:w="120" w:type="dxa"/>
+            </w:tcMar>
+          </w:tcPr>
+          <w:p>
+            <w:pPr>
+              <w:pStyle w:val="Compact"/>
+              <w:wordWrap w:val="1"/>
             </w:pPr>
             <w:r>
               <w:t xml:space="preserve">경영검토 입력</w:t>
@@ -7755,10 +7913,18 @@
           </w:p>
         </w:tc>
         <w:tc>
-          <w:tcPr/>
-          <w:p>
-            <w:pPr>
-              <w:pStyle w:val="Compact"/>
+          <w:tcPr>
+            <w:tcMar>
+              <w:top w:w="60" w:type="dxa"/>
+              <w:left w:w="120" w:type="dxa"/>
+              <w:bottom w:w="60" w:type="dxa"/>
+              <w:right w:w="120" w:type="dxa"/>
+            </w:tcMar>
+          </w:tcPr>
+          <w:p>
+            <w:pPr>
+              <w:pStyle w:val="Compact"/>
+              <w:wordWrap w:val="1"/>
             </w:pPr>
             <w:r>
               <w:t xml:space="preserve">고객</w:t>
@@ -7821,7 +7987,7 @@
         </w:trPr>
         <w:tc>
           <w:tcPr>
-            <w:tcW w:w="2460" w:type="dxa"/>
+            <w:tcW w:w="1618" w:type="dxa"/>
             <w:tcMar>
               <w:top w:w="60" w:type="dxa"/>
               <w:left w:w="120" w:type="dxa"/>
@@ -7842,7 +8008,7 @@
         </w:tc>
         <w:tc>
           <w:tcPr>
-            <w:tcW w:w="6328" w:type="dxa"/>
+            <w:tcW w:w="7170" w:type="dxa"/>
             <w:tcMar>
               <w:top w:w="60" w:type="dxa"/>
               <w:left w:w="120" w:type="dxa"/>
@@ -7864,9 +8030,7 @@
       </w:tr>
       <w:tr>
         <w:tc>
-          <w:tcPr>
-            <w:tcW w:w="2460" w:type="dxa"/>
-          </w:tcPr>
+          <w:tcPr/>
           <w:p>
             <w:pPr>
               <w:pStyle w:val="Compact"/>
@@ -7878,7 +8042,7 @@
         </w:tc>
         <w:tc>
           <w:tcPr>
-            <w:tcW w:w="6328" w:type="dxa"/>
+            <w:tcW w:w="7170" w:type="dxa"/>
             <w:tcMar>
               <w:top w:w="60" w:type="dxa"/>
               <w:left w:w="120" w:type="dxa"/>
@@ -7911,6 +8075,7 @@
         </w:tc>
         <w:tc>
           <w:tcPr>
+            <w:tcW w:w="7170" w:type="dxa"/>
             <w:tcMar>
               <w:top w:w="60" w:type="dxa"/>
               <w:left w:w="120" w:type="dxa"/>
@@ -7942,9 +8107,7 @@
           </w:p>
         </w:tc>
         <w:tc>
-          <w:tcPr>
-            <w:tcW w:w="6328" w:type="dxa"/>
-          </w:tcPr>
+          <w:tcPr/>
           <w:p>
             <w:pPr>
               <w:pStyle w:val="Compact"/>
@@ -7957,19 +8120,10 @@
       </w:tr>
       <w:tr>
         <w:tc>
-          <w:tcPr>
-            <w:tcW w:w="2460" w:type="dxa"/>
-            <w:tcMar>
-              <w:top w:w="60" w:type="dxa"/>
-              <w:left w:w="120" w:type="dxa"/>
-              <w:bottom w:w="60" w:type="dxa"/>
-              <w:right w:w="120" w:type="dxa"/>
-            </w:tcMar>
-          </w:tcPr>
-          <w:p>
-            <w:pPr>
-              <w:pStyle w:val="Compact"/>
-              <w:wordWrap w:val="1"/>
+          <w:tcPr/>
+          <w:p>
+            <w:pPr>
+              <w:pStyle w:val="Compact"/>
             </w:pPr>
             <w:r>
               <w:t xml:space="preserve">수행 주체</w:t>
@@ -7978,6 +8132,7 @@
         </w:tc>
         <w:tc>
           <w:tcPr>
+            <w:tcW w:w="7170" w:type="dxa"/>
             <w:tcMar>
               <w:top w:w="60" w:type="dxa"/>
               <w:left w:w="120" w:type="dxa"/>
@@ -8071,7 +8226,7 @@
         </w:trPr>
         <w:tc>
           <w:tcPr>
-            <w:tcW w:w="2460" w:type="dxa"/>
+            <w:tcW w:w="1618" w:type="dxa"/>
             <w:tcMar>
               <w:top w:w="60" w:type="dxa"/>
               <w:left w:w="120" w:type="dxa"/>
@@ -8092,7 +8247,7 @@
         </w:tc>
         <w:tc>
           <w:tcPr>
-            <w:tcW w:w="6328" w:type="dxa"/>
+            <w:tcW w:w="7170" w:type="dxa"/>
             <w:tcMar>
               <w:top w:w="60" w:type="dxa"/>
               <w:left w:w="120" w:type="dxa"/>
@@ -8114,9 +8269,7 @@
       </w:tr>
       <w:tr>
         <w:tc>
-          <w:tcPr>
-            <w:tcW w:w="2460" w:type="dxa"/>
-          </w:tcPr>
+          <w:tcPr/>
           <w:p>
             <w:pPr>
               <w:pStyle w:val="Compact"/>
@@ -8128,7 +8281,7 @@
         </w:tc>
         <w:tc>
           <w:tcPr>
-            <w:tcW w:w="6328" w:type="dxa"/>
+            <w:tcW w:w="7170" w:type="dxa"/>
             <w:tcMar>
               <w:top w:w="60" w:type="dxa"/>
               <w:left w:w="120" w:type="dxa"/>
@@ -8161,6 +8314,7 @@
         </w:tc>
         <w:tc>
           <w:tcPr>
+            <w:tcW w:w="7170" w:type="dxa"/>
             <w:tcMar>
               <w:top w:w="60" w:type="dxa"/>
               <w:left w:w="120" w:type="dxa"/>
@@ -8192,9 +8346,7 @@
           </w:p>
         </w:tc>
         <w:tc>
-          <w:tcPr>
-            <w:tcW w:w="6328" w:type="dxa"/>
-          </w:tcPr>
+          <w:tcPr/>
           <w:p>
             <w:pPr>
               <w:pStyle w:val="Compact"/>
@@ -8207,19 +8359,10 @@
       </w:tr>
       <w:tr>
         <w:tc>
-          <w:tcPr>
-            <w:tcW w:w="2460" w:type="dxa"/>
-            <w:tcMar>
-              <w:top w:w="60" w:type="dxa"/>
-              <w:left w:w="120" w:type="dxa"/>
-              <w:bottom w:w="60" w:type="dxa"/>
-              <w:right w:w="120" w:type="dxa"/>
-            </w:tcMar>
-          </w:tcPr>
-          <w:p>
-            <w:pPr>
-              <w:pStyle w:val="Compact"/>
-              <w:wordWrap w:val="1"/>
+          <w:tcPr/>
+          <w:p>
+            <w:pPr>
+              <w:pStyle w:val="Compact"/>
             </w:pPr>
             <w:r>
               <w:t xml:space="preserve">수행 주체</w:t>
@@ -8228,6 +8371,7 @@
         </w:tc>
         <w:tc>
           <w:tcPr>
+            <w:tcW w:w="7170" w:type="dxa"/>
             <w:tcMar>
               <w:top w:w="60" w:type="dxa"/>
               <w:left w:w="120" w:type="dxa"/>
@@ -8974,7 +9118,7 @@
         </w:trPr>
         <w:tc>
           <w:tcPr>
-            <w:tcW w:w="2460" w:type="dxa"/>
+            <w:tcW w:w="3000" w:type="dxa"/>
             <w:tcMar>
               <w:top w:w="60" w:type="dxa"/>
               <w:left w:w="120" w:type="dxa"/>
@@ -8995,7 +9139,7 @@
         </w:tc>
         <w:tc>
           <w:tcPr>
-            <w:tcW w:w="6328" w:type="dxa"/>
+            <w:tcW w:w="5788" w:type="dxa"/>
             <w:tcMar>
               <w:top w:w="60" w:type="dxa"/>
               <w:left w:w="120" w:type="dxa"/>
@@ -9017,9 +9161,7 @@
       </w:tr>
       <w:tr>
         <w:tc>
-          <w:tcPr>
-            <w:tcW w:w="2460" w:type="dxa"/>
-          </w:tcPr>
+          <w:tcPr/>
           <w:p>
             <w:pPr>
               <w:pStyle w:val="Compact"/>
@@ -9031,7 +9173,7 @@
         </w:tc>
         <w:tc>
           <w:tcPr>
-            <w:tcW w:w="6328" w:type="dxa"/>
+            <w:tcW w:w="5788" w:type="dxa"/>
             <w:tcMar>
               <w:top w:w="60" w:type="dxa"/>
               <w:left w:w="120" w:type="dxa"/>
@@ -9052,9 +9194,7 @@
       </w:tr>
       <w:tr>
         <w:tc>
-          <w:tcPr>
-            <w:tcW w:w="2460" w:type="dxa"/>
-          </w:tcPr>
+          <w:tcPr/>
           <w:p>
             <w:pPr>
               <w:pStyle w:val="Compact"/>
@@ -9066,7 +9206,7 @@
         </w:tc>
         <w:tc>
           <w:tcPr>
-            <w:tcW w:w="6328" w:type="dxa"/>
+            <w:tcW w:w="5788" w:type="dxa"/>
             <w:tcMar>
               <w:top w:w="60" w:type="dxa"/>
               <w:left w:w="120" w:type="dxa"/>
@@ -9111,18 +9251,10 @@
       </w:tr>
       <w:tr>
         <w:tc>
-          <w:tcPr>
-            <w:tcMar>
-              <w:top w:w="60" w:type="dxa"/>
-              <w:left w:w="120" w:type="dxa"/>
-              <w:bottom w:w="60" w:type="dxa"/>
-              <w:right w:w="120" w:type="dxa"/>
-            </w:tcMar>
-          </w:tcPr>
-          <w:p>
-            <w:pPr>
-              <w:pStyle w:val="Compact"/>
-              <w:wordWrap w:val="1"/>
+          <w:tcPr/>
+          <w:p>
+            <w:pPr>
+              <w:pStyle w:val="Compact"/>
             </w:pPr>
             <w:r>
               <w:t xml:space="preserve">제품 출하 시 형상 정보</w:t>
@@ -9131,7 +9263,7 @@
         </w:tc>
         <w:tc>
           <w:tcPr>
-            <w:tcW w:w="6328" w:type="dxa"/>
+            <w:tcW w:w="5788" w:type="dxa"/>
             <w:tcMar>
               <w:top w:w="60" w:type="dxa"/>
               <w:left w:w="120" w:type="dxa"/>
@@ -9194,7 +9326,7 @@
         </w:trPr>
         <w:tc>
           <w:tcPr>
-            <w:tcW w:w="2460" w:type="dxa"/>
+            <w:tcW w:w="2813" w:type="dxa"/>
             <w:tcMar>
               <w:top w:w="60" w:type="dxa"/>
               <w:left w:w="120" w:type="dxa"/>
@@ -9215,7 +9347,7 @@
         </w:tc>
         <w:tc>
           <w:tcPr>
-            <w:tcW w:w="6328" w:type="dxa"/>
+            <w:tcW w:w="5975" w:type="dxa"/>
             <w:tcMar>
               <w:top w:w="60" w:type="dxa"/>
               <w:left w:w="120" w:type="dxa"/>
@@ -9237,9 +9369,7 @@
       </w:tr>
       <w:tr>
         <w:tc>
-          <w:tcPr>
-            <w:tcW w:w="2460" w:type="dxa"/>
-          </w:tcPr>
+          <w:tcPr/>
           <w:p>
             <w:pPr>
               <w:pStyle w:val="Compact"/>
@@ -9251,7 +9381,7 @@
         </w:tc>
         <w:tc>
           <w:tcPr>
-            <w:tcW w:w="6328" w:type="dxa"/>
+            <w:tcW w:w="5975" w:type="dxa"/>
             <w:tcMar>
               <w:top w:w="60" w:type="dxa"/>
               <w:left w:w="120" w:type="dxa"/>
@@ -9284,6 +9414,7 @@
         </w:tc>
         <w:tc>
           <w:tcPr>
+            <w:tcW w:w="5975" w:type="dxa"/>
             <w:tcMar>
               <w:top w:w="60" w:type="dxa"/>
               <w:left w:w="120" w:type="dxa"/>
@@ -9315,9 +9446,7 @@
           </w:p>
         </w:tc>
         <w:tc>
-          <w:tcPr>
-            <w:tcW w:w="6328" w:type="dxa"/>
-          </w:tcPr>
+          <w:tcPr/>
           <w:p>
             <w:pPr>
               <w:pStyle w:val="Compact"/>
@@ -9330,19 +9459,10 @@
       </w:tr>
       <w:tr>
         <w:tc>
-          <w:tcPr>
-            <w:tcW w:w="2460" w:type="dxa"/>
-            <w:tcMar>
-              <w:top w:w="60" w:type="dxa"/>
-              <w:left w:w="120" w:type="dxa"/>
-              <w:bottom w:w="60" w:type="dxa"/>
-              <w:right w:w="120" w:type="dxa"/>
-            </w:tcMar>
-          </w:tcPr>
-          <w:p>
-            <w:pPr>
-              <w:pStyle w:val="Compact"/>
-              <w:wordWrap w:val="1"/>
+          <w:tcPr/>
+          <w:p>
+            <w:pPr>
+              <w:pStyle w:val="Compact"/>
             </w:pPr>
             <w:r>
               <w:t xml:space="preserve">규제당국 통보</w:t>
@@ -9351,6 +9471,7 @@
         </w:tc>
         <w:tc>
           <w:tcPr>
+            <w:tcW w:w="5975" w:type="dxa"/>
             <w:tcMar>
               <w:top w:w="60" w:type="dxa"/>
               <w:left w:w="120" w:type="dxa"/>
@@ -9759,7 +9880,7 @@
         </w:trPr>
         <w:tc>
           <w:tcPr>
-            <w:tcW w:w="2460" w:type="dxa"/>
+            <w:tcW w:w="2476" w:type="dxa"/>
             <w:tcMar>
               <w:top w:w="60" w:type="dxa"/>
               <w:left w:w="120" w:type="dxa"/>
@@ -9780,7 +9901,7 @@
         </w:tc>
         <w:tc>
           <w:tcPr>
-            <w:tcW w:w="6328" w:type="dxa"/>
+            <w:tcW w:w="6312" w:type="dxa"/>
             <w:tcMar>
               <w:top w:w="60" w:type="dxa"/>
               <w:left w:w="120" w:type="dxa"/>
@@ -9802,9 +9923,7 @@
       </w:tr>
       <w:tr>
         <w:tc>
-          <w:tcPr>
-            <w:tcW w:w="2460" w:type="dxa"/>
-          </w:tcPr>
+          <w:tcPr/>
           <w:p>
             <w:pPr>
               <w:pStyle w:val="Compact"/>
@@ -9816,7 +9935,7 @@
         </w:tc>
         <w:tc>
           <w:tcPr>
-            <w:tcW w:w="6328" w:type="dxa"/>
+            <w:tcW w:w="6312" w:type="dxa"/>
             <w:tcMar>
               <w:top w:w="60" w:type="dxa"/>
               <w:left w:w="120" w:type="dxa"/>
@@ -9849,6 +9968,7 @@
         </w:tc>
         <w:tc>
           <w:tcPr>
+            <w:tcW w:w="6312" w:type="dxa"/>
             <w:tcMar>
               <w:top w:w="60" w:type="dxa"/>
               <w:left w:w="120" w:type="dxa"/>
@@ -9869,18 +9989,10 @@
       </w:tr>
       <w:tr>
         <w:tc>
-          <w:tcPr>
-            <w:tcMar>
-              <w:top w:w="60" w:type="dxa"/>
-              <w:left w:w="120" w:type="dxa"/>
-              <w:bottom w:w="60" w:type="dxa"/>
-              <w:right w:w="120" w:type="dxa"/>
-            </w:tcMar>
-          </w:tcPr>
-          <w:p>
-            <w:pPr>
-              <w:pStyle w:val="Compact"/>
-              <w:wordWrap w:val="1"/>
+          <w:tcPr/>
+          <w:p>
+            <w:pPr>
+              <w:pStyle w:val="Compact"/>
             </w:pPr>
             <w:r>
               <w:t xml:space="preserve">공급자 변경 통제</w:t>
@@ -9889,7 +10001,6 @@
         </w:tc>
         <w:tc>
           <w:tcPr>
-            <w:tcW w:w="6328" w:type="dxa"/>
             <w:tcMar>
               <w:top w:w="60" w:type="dxa"/>
               <w:left w:w="120" w:type="dxa"/>
@@ -10469,7 +10580,6 @@
               <w:bottom w:w="60" w:type="dxa"/>
               <w:right w:w="120" w:type="dxa"/>
             </w:tcMar>
-            <w:shd w:val="clear" w:color="auto" w:fill="DEEAF1"/>
           </w:tcPr>
           <w:p>
             <w:pPr>
@@ -10489,7 +10599,6 @@
               <w:bottom w:w="60" w:type="dxa"/>
               <w:right w:w="120" w:type="dxa"/>
             </w:tcMar>
-            <w:shd w:val="clear" w:color="auto" w:fill="DEEAF1"/>
           </w:tcPr>
           <w:p>
             <w:pPr>
@@ -10509,7 +10618,6 @@
               <w:bottom w:w="60" w:type="dxa"/>
               <w:right w:w="120" w:type="dxa"/>
             </w:tcMar>
-            <w:shd w:val="clear" w:color="auto" w:fill="DEEAF1"/>
           </w:tcPr>
           <w:p>
             <w:pPr>
@@ -11509,8 +11617,8 @@
     <w:rPrDefault>
       <w:rPr>
         <w:rFonts w:asciiTheme="minorHAnsi" w:cstheme="minorBidi" w:eastAsiaTheme="minorEastAsia" w:hAnsiTheme="minorHAnsi"/>
-        <w:sz w:val="24"/>
-        <w:szCs w:val="24"/>
+        <w:sz w:val="20"/>
+        <w:szCs w:val="20"/>
         <w:lang w:bidi="ar-SA" w:eastAsia="zh-CN" w:val="en-US"/>
       </w:rPr>
     </w:rPrDefault>
@@ -11578,8 +11686,8 @@
     </w:pPr>
     <w:rPr>
       <w:rFonts w:asciiTheme="majorHAnsi" w:cstheme="majorBidi" w:eastAsiaTheme="majorEastAsia" w:hAnsiTheme="majorHAnsi"/>
-      <w:sz w:val="56"/>
-      <w:szCs w:val="56"/>
+      <w:sz w:val="44"/>
+      <w:szCs w:val="44"/>
     </w:rPr>
   </w:style>
   <w:style w:customStyle="1" w:styleId="TitleChar" w:type="character">
@@ -11590,8 +11698,8 @@
     <w:rsid w:val="00A10FD9"/>
     <w:rPr>
       <w:rFonts w:asciiTheme="majorHAnsi" w:cstheme="majorBidi" w:eastAsiaTheme="majorEastAsia" w:hAnsiTheme="majorHAnsi"/>
-      <w:sz w:val="56"/>
-      <w:szCs w:val="56"/>
+      <w:sz w:val="44"/>
+      <w:szCs w:val="44"/>
     </w:rPr>
   </w:style>
   <w:style w:styleId="Subtitle" w:type="paragraph">
@@ -11713,8 +11821,8 @@
     <w:rPr>
       <w:rFonts w:asciiTheme="majorHAnsi" w:cstheme="majorBidi" w:eastAsiaTheme="majorEastAsia" w:hAnsiTheme="majorHAnsi"/>
       <w:color w:themeColor="accent1" w:themeShade="BF" w:val="0F4761"/>
-      <w:sz w:val="40"/>
-      <w:szCs w:val="40"/>
+      <w:sz w:val="32"/>
+      <w:szCs w:val="32"/>
     </w:rPr>
   </w:style>
   <w:style w:styleId="Heading2" w:type="paragraph">
@@ -11904,8 +12012,8 @@
     <w:rPr>
       <w:rFonts w:asciiTheme="majorHAnsi" w:cstheme="majorBidi" w:eastAsiaTheme="majorEastAsia" w:hAnsiTheme="majorHAnsi"/>
       <w:color w:themeColor="accent1" w:themeShade="BF" w:val="0F4761"/>
-      <w:sz w:val="40"/>
-      <w:szCs w:val="40"/>
+      <w:sz w:val="32"/>
+      <w:szCs w:val="32"/>
     </w:rPr>
   </w:style>
   <w:style w:customStyle="1" w:styleId="Heading2Char" w:type="character">
